--- a/chapters/16-instrumental-variable-estimation.docx
+++ b/chapters/16-instrumental-variable-estimation.docx
@@ -1216,10 +1216,12 @@
             <m:oMath>
               <m:r>
                 <m:rPr>
-                  <m:nor/>
                   <m:sty m:val="p"/>
                 </m:rPr>
                 <m:t>E</m:t>
+              </m:r>
+              <m:r>
+                <m:t>​</m:t>
               </m:r>
               <m:d>
                 <m:dPr>
@@ -1253,6 +1255,9 @@
                 </m:e>
               </m:d>
               <m:r>
+                <m:t>​</m:t>
+              </m:r>
+              <m:r>
                 <m:rPr>
                   <m:sty m:val="p"/>
                 </m:rPr>
@@ -1260,10 +1265,12 @@
               </m:r>
               <m:r>
                 <m:rPr>
-                  <m:nor/>
                   <m:sty m:val="p"/>
                 </m:rPr>
                 <m:t>E</m:t>
+              </m:r>
+              <m:r>
+                <m:t>​</m:t>
               </m:r>
               <m:d>
                 <m:dPr>
@@ -1308,6 +1315,9 @@
                   </m:sSup>
                 </m:e>
               </m:d>
+              <m:r>
+                <m:t>​</m:t>
+              </m:r>
             </m:oMath>
             <w:r>
               <w:t xml:space="preserve">.</w:t>
@@ -3658,10 +3668,12 @@
       <m:oMath>
         <m:r>
           <m:rPr>
-            <m:nor/>
             <m:sty m:val="p"/>
           </m:rPr>
           <m:t>E</m:t>
+        </m:r>
+        <m:r>
+          <m:t>​</m:t>
         </m:r>
         <m:d>
           <m:dPr>
@@ -3695,6 +3707,9 @@
           </m:e>
         </m:d>
         <m:r>
+          <m:t>​</m:t>
+        </m:r>
+        <m:r>
           <m:rPr>
             <m:sty m:val="p"/>
           </m:rPr>
@@ -3702,10 +3717,12 @@
         </m:r>
         <m:r>
           <m:rPr>
-            <m:nor/>
             <m:sty m:val="p"/>
           </m:rPr>
           <m:t>E</m:t>
+        </m:r>
+        <m:r>
+          <m:t>​</m:t>
         </m:r>
         <m:d>
           <m:dPr>
@@ -3738,6 +3755,9 @@
             </m:sSup>
           </m:e>
         </m:d>
+        <m:r>
+          <m:t>​</m:t>
+        </m:r>
       </m:oMath>
       <w:r>
         <w:t xml:space="preserve"> </w:t>
@@ -3772,10 +3792,12 @@
             <m:num>
               <m:r>
                 <m:rPr>
-                  <m:nor/>
                   <m:sty m:val="p"/>
                 </m:rPr>
                 <m:t>E</m:t>
+              </m:r>
+              <m:r>
+                <m:t>​</m:t>
               </m:r>
               <m:d>
                 <m:dPr>
@@ -3809,6 +3831,9 @@
                 </m:e>
               </m:d>
               <m:r>
+                <m:t>​</m:t>
+              </m:r>
+              <m:r>
                 <m:rPr>
                   <m:sty m:val="p"/>
                 </m:rPr>
@@ -3816,10 +3841,12 @@
               </m:r>
               <m:r>
                 <m:rPr>
-                  <m:nor/>
                   <m:sty m:val="p"/>
                 </m:rPr>
                 <m:t>E</m:t>
+              </m:r>
+              <m:r>
+                <m:t>​</m:t>
               </m:r>
               <m:d>
                 <m:dPr>
@@ -3852,14 +3879,19 @@
                   </m:r>
                 </m:e>
               </m:d>
+              <m:r>
+                <m:t>​</m:t>
+              </m:r>
             </m:num>
             <m:den>
               <m:r>
                 <m:rPr>
-                  <m:nor/>
                   <m:sty m:val="p"/>
                 </m:rPr>
                 <m:t>E</m:t>
+              </m:r>
+              <m:r>
+                <m:t>​</m:t>
               </m:r>
               <m:d>
                 <m:dPr>
@@ -3893,6 +3925,9 @@
                 </m:e>
               </m:d>
               <m:r>
+                <m:t>​</m:t>
+              </m:r>
+              <m:r>
                 <m:rPr>
                   <m:sty m:val="p"/>
                 </m:rPr>
@@ -3900,10 +3935,12 @@
               </m:r>
               <m:r>
                 <m:rPr>
-                  <m:nor/>
                   <m:sty m:val="p"/>
                 </m:rPr>
                 <m:t>E</m:t>
+              </m:r>
+              <m:r>
+                <m:t>​</m:t>
               </m:r>
               <m:d>
                 <m:dPr>
@@ -3936,6 +3973,9 @@
                   </m:r>
                 </m:e>
               </m:d>
+              <m:r>
+                <m:t>​</m:t>
+              </m:r>
             </m:den>
           </m:f>
           <m:r>
@@ -3960,10 +4000,12 @@
       <m:oMath>
         <m:r>
           <m:rPr>
-            <m:nor/>
             <m:sty m:val="p"/>
           </m:rPr>
           <m:t>E</m:t>
+        </m:r>
+        <m:r>
+          <m:t>​</m:t>
         </m:r>
         <m:d>
           <m:dPr>
@@ -3997,6 +4039,9 @@
           </m:e>
         </m:d>
         <m:r>
+          <m:t>​</m:t>
+        </m:r>
+        <m:r>
           <m:rPr>
             <m:sty m:val="p"/>
           </m:rPr>
@@ -4066,10 +4111,12 @@
       <m:oMath>
         <m:r>
           <m:rPr>
-            <m:nor/>
             <m:sty m:val="p"/>
           </m:rPr>
           <m:t>Cov</m:t>
+        </m:r>
+        <m:r>
+          <m:t>​</m:t>
         </m:r>
         <m:d>
           <m:dPr>
@@ -4094,6 +4141,9 @@
           </m:e>
         </m:d>
         <m:r>
+          <m:t>​</m:t>
+        </m:r>
+        <m:r>
           <m:rPr>
             <m:sty m:val="p"/>
           </m:rPr>
@@ -4101,10 +4151,12 @@
         </m:r>
         <m:r>
           <m:rPr>
-            <m:nor/>
             <m:sty m:val="p"/>
           </m:rPr>
           <m:t>Cov</m:t>
+        </m:r>
+        <m:r>
+          <m:t>​</m:t>
         </m:r>
         <m:d>
           <m:dPr>
@@ -4128,6 +4180,9 @@
             </m:r>
           </m:e>
         </m:d>
+        <m:r>
+          <m:t>​</m:t>
+        </m:r>
       </m:oMath>
       <w:r>
         <w:t xml:space="preserve"> </w:t>
@@ -4470,20 +4525,15 @@
               <m:oMath>
                 <m:eqArr>
                   <m:e>
-                    <m:acc>
-                      <m:accPr>
-                        <m:chr m:val="̂"/>
-                      </m:accPr>
-                      <m:e>
-                        <m:r>
-                          <m:rPr>
-                            <m:nor/>
-                            <m:sty m:val="p"/>
-                          </m:rPr>
-                          <m:t>E</m:t>
-                        </m:r>
-                      </m:e>
-                    </m:acc>
+                    <m:r>
+                      <m:rPr>
+                        <m:sty m:val="p"/>
+                      </m:rPr>
+                      <m:t/>
+                    </m:r>
+                    <m:r>
+                      <m:t>​</m:t>
+                    </m:r>
                     <m:d>
                       <m:dPr>
                         <m:begChr m:val="["/>
@@ -4516,25 +4566,23 @@
                       </m:e>
                     </m:d>
                     <m:r>
+                      <m:t>​</m:t>
+                    </m:r>
+                    <m:r>
                       <m:rPr>
                         <m:sty m:val="p"/>
                       </m:rPr>
                       <m:t>−</m:t>
                     </m:r>
-                    <m:acc>
-                      <m:accPr>
-                        <m:chr m:val="̂"/>
-                      </m:accPr>
-                      <m:e>
-                        <m:r>
-                          <m:rPr>
-                            <m:nor/>
-                            <m:sty m:val="p"/>
-                          </m:rPr>
-                          <m:t>E</m:t>
-                        </m:r>
-                      </m:e>
-                    </m:acc>
+                    <m:r>
+                      <m:rPr>
+                        <m:sty m:val="p"/>
+                      </m:rPr>
+                      <m:t/>
+                    </m:r>
+                    <m:r>
+                      <m:t>​</m:t>
+                    </m:r>
                     <m:d>
                       <m:dPr>
                         <m:begChr m:val="["/>
@@ -4567,6 +4615,9 @@
                       </m:e>
                     </m:d>
                     <m:r>
+                      <m:t>​</m:t>
+                    </m:r>
+                    <m:r>
                       <m:t>&amp;</m:t>
                     </m:r>
                     <m:r>
@@ -4598,20 +4649,15 @@
                     </m:r>
                   </m:e>
                   <m:e>
-                    <m:acc>
-                      <m:accPr>
-                        <m:chr m:val="̂"/>
-                      </m:accPr>
-                      <m:e>
-                        <m:r>
-                          <m:rPr>
-                            <m:nor/>
-                            <m:sty m:val="p"/>
-                          </m:rPr>
-                          <m:t>E</m:t>
-                        </m:r>
-                      </m:e>
-                    </m:acc>
+                    <m:r>
+                      <m:rPr>
+                        <m:sty m:val="p"/>
+                      </m:rPr>
+                      <m:t/>
+                    </m:r>
+                    <m:r>
+                      <m:t>​</m:t>
+                    </m:r>
                     <m:d>
                       <m:dPr>
                         <m:begChr m:val="["/>
@@ -4644,25 +4690,23 @@
                       </m:e>
                     </m:d>
                     <m:r>
+                      <m:t>​</m:t>
+                    </m:r>
+                    <m:r>
                       <m:rPr>
                         <m:sty m:val="p"/>
                       </m:rPr>
                       <m:t>−</m:t>
                     </m:r>
-                    <m:acc>
-                      <m:accPr>
-                        <m:chr m:val="̂"/>
-                      </m:accPr>
-                      <m:e>
-                        <m:r>
-                          <m:rPr>
-                            <m:nor/>
-                            <m:sty m:val="p"/>
-                          </m:rPr>
-                          <m:t>E</m:t>
-                        </m:r>
-                      </m:e>
-                    </m:acc>
+                    <m:r>
+                      <m:rPr>
+                        <m:sty m:val="p"/>
+                      </m:rPr>
+                      <m:t/>
+                    </m:r>
+                    <m:r>
+                      <m:t>​</m:t>
+                    </m:r>
                     <m:d>
                       <m:dPr>
                         <m:begChr m:val="["/>
@@ -4694,6 +4738,9 @@
                         </m:r>
                       </m:e>
                     </m:d>
+                    <m:r>
+                      <m:t>​</m:t>
+                    </m:r>
                     <m:r>
                       <m:t>&amp;</m:t>
                     </m:r>
@@ -4909,10 +4956,12 @@
       <m:oMath>
         <m:r>
           <m:rPr>
-            <m:nor/>
             <m:sty m:val="p"/>
           </m:rPr>
           <m:t>E</m:t>
+        </m:r>
+        <m:r>
+          <m:t>​</m:t>
         </m:r>
         <m:d>
           <m:dPr>
@@ -4937,6 +4986,9 @@
           </m:e>
         </m:d>
         <m:r>
+          <m:t>​</m:t>
+        </m:r>
+        <m:r>
           <m:rPr>
             <m:sty m:val="p"/>
           </m:rPr>
@@ -4988,10 +5040,12 @@
       <m:oMath>
         <m:r>
           <m:rPr>
-            <m:nor/>
             <m:sty m:val="p"/>
           </m:rPr>
           <m:t>E</m:t>
+        </m:r>
+        <m:r>
+          <m:t>​</m:t>
         </m:r>
         <m:d>
           <m:dPr>
@@ -5016,6 +5070,9 @@
           </m:e>
         </m:d>
         <m:r>
+          <m:t>​</m:t>
+        </m:r>
+        <m:r>
           <m:rPr>
             <m:sty m:val="p"/>
           </m:rPr>
@@ -5098,10 +5155,12 @@
       <m:oMath>
         <m:r>
           <m:rPr>
-            <m:nor/>
             <m:sty m:val="p"/>
           </m:rPr>
           <m:t>E</m:t>
+        </m:r>
+        <m:r>
+          <m:t>​</m:t>
         </m:r>
         <m:d>
           <m:dPr>
@@ -5126,6 +5185,9 @@
           </m:e>
         </m:d>
         <m:r>
+          <m:t>​</m:t>
+        </m:r>
+        <m:r>
           <m:rPr>
             <m:sty m:val="p"/>
           </m:rPr>
@@ -5175,20 +5237,15 @@
         <w:t xml:space="preserve"> </w:t>
       </w:r>
       <m:oMath>
-        <m:acc>
-          <m:accPr>
-            <m:chr m:val="̂"/>
-          </m:accPr>
-          <m:e>
-            <m:r>
-              <m:rPr>
-                <m:nor/>
-                <m:sty m:val="p"/>
-              </m:rPr>
-              <m:t>E</m:t>
-            </m:r>
-          </m:e>
-        </m:acc>
+        <m:r>
+          <m:rPr>
+            <m:sty m:val="p"/>
+          </m:rPr>
+          <m:t/>
+        </m:r>
+        <m:r>
+          <m:t>​</m:t>
+        </m:r>
         <m:d>
           <m:dPr>
             <m:begChr m:val="["/>
@@ -5211,6 +5268,9 @@
             </m:r>
           </m:e>
         </m:d>
+        <m:r>
+          <m:t>​</m:t>
+        </m:r>
       </m:oMath>
       <w:r>
         <w:t xml:space="preserve">.</w:t>
@@ -5233,10 +5293,12 @@
       <m:oMath>
         <m:r>
           <m:rPr>
-            <m:nor/>
             <m:sty m:val="p"/>
           </m:rPr>
           <m:t>E</m:t>
+        </m:r>
+        <m:r>
+          <m:t>​</m:t>
         </m:r>
         <m:d>
           <m:dPr>
@@ -5261,6 +5323,9 @@
           </m:e>
         </m:d>
         <m:r>
+          <m:t>​</m:t>
+        </m:r>
+        <m:r>
           <m:rPr>
             <m:sty m:val="p"/>
           </m:rPr>
@@ -5296,20 +5361,15 @@
             </m:r>
           </m:sub>
         </m:sSub>
-        <m:acc>
-          <m:accPr>
-            <m:chr m:val="̂"/>
-          </m:accPr>
-          <m:e>
-            <m:r>
-              <m:rPr>
-                <m:nor/>
-                <m:sty m:val="p"/>
-              </m:rPr>
-              <m:t>E</m:t>
-            </m:r>
-          </m:e>
-        </m:acc>
+        <m:r>
+          <m:rPr>
+            <m:sty m:val="p"/>
+          </m:rPr>
+          <m:t/>
+        </m:r>
+        <m:r>
+          <m:t>​</m:t>
+        </m:r>
         <m:d>
           <m:dPr>
             <m:begChr m:val="["/>
@@ -5332,6 +5392,9 @@
             </m:r>
           </m:e>
         </m:d>
+        <m:r>
+          <m:t>​</m:t>
+        </m:r>
       </m:oMath>
       <w:r>
         <w:t xml:space="preserve">.</w:t>
@@ -5706,10 +5769,12 @@
       <m:oMath>
         <m:r>
           <m:rPr>
-            <m:nor/>
             <m:sty m:val="p"/>
           </m:rPr>
           <m:t>E</m:t>
+        </m:r>
+        <m:r>
+          <m:t>​</m:t>
         </m:r>
         <m:d>
           <m:dPr>
@@ -5806,6 +5871,9 @@
           </m:e>
         </m:d>
         <m:r>
+          <m:t>​</m:t>
+        </m:r>
+        <m:r>
           <m:rPr>
             <m:sty m:val="p"/>
           </m:rPr>
@@ -5813,10 +5881,12 @@
         </m:r>
         <m:r>
           <m:rPr>
-            <m:nor/>
             <m:sty m:val="p"/>
           </m:rPr>
           <m:t>E</m:t>
+        </m:r>
+        <m:r>
+          <m:t>​</m:t>
         </m:r>
         <m:d>
           <m:dPr>
@@ -5912,6 +5982,9 @@
             </m:r>
           </m:e>
         </m:d>
+        <m:r>
+          <m:t>​</m:t>
+        </m:r>
       </m:oMath>
       <w:r>
         <w:t xml:space="preserve"> </w:t>
@@ -5985,10 +6058,12 @@
       <m:oMath>
         <m:r>
           <m:rPr>
-            <m:nor/>
             <m:sty m:val="p"/>
           </m:rPr>
           <m:t>E</m:t>
+        </m:r>
+        <m:r>
+          <m:t>​</m:t>
         </m:r>
         <m:d>
           <m:dPr>
@@ -6031,6 +6106,9 @@
           </m:e>
         </m:d>
         <m:r>
+          <m:t>​</m:t>
+        </m:r>
+        <m:r>
           <m:rPr>
             <m:sty m:val="p"/>
           </m:rPr>
@@ -6038,10 +6116,12 @@
         </m:r>
         <m:r>
           <m:rPr>
-            <m:nor/>
             <m:sty m:val="p"/>
           </m:rPr>
           <m:t>E</m:t>
+        </m:r>
+        <m:r>
+          <m:t>​</m:t>
         </m:r>
         <m:d>
           <m:dPr>
@@ -6084,6 +6164,9 @@
           </m:e>
         </m:d>
         <m:r>
+          <m:t>​</m:t>
+        </m:r>
+        <m:r>
           <m:rPr>
             <m:sty m:val="p"/>
           </m:rPr>
@@ -6091,10 +6174,12 @@
         </m:r>
         <m:r>
           <m:rPr>
-            <m:nor/>
             <m:sty m:val="p"/>
           </m:rPr>
           <m:t>E</m:t>
+        </m:r>
+        <m:r>
+          <m:t>​</m:t>
         </m:r>
         <m:d>
           <m:dPr>
@@ -6128,6 +6213,9 @@
           </m:e>
         </m:d>
         <m:r>
+          <m:t>​</m:t>
+        </m:r>
+        <m:r>
           <m:rPr>
             <m:sty m:val="p"/>
           </m:rPr>
@@ -6135,10 +6223,12 @@
         </m:r>
         <m:r>
           <m:rPr>
-            <m:nor/>
             <m:sty m:val="p"/>
           </m:rPr>
           <m:t>E</m:t>
+        </m:r>
+        <m:r>
+          <m:t>​</m:t>
         </m:r>
         <m:d>
           <m:dPr>
@@ -6171,6 +6261,9 @@
             </m:sSup>
           </m:e>
         </m:d>
+        <m:r>
+          <m:t>​</m:t>
+        </m:r>
       </m:oMath>
       <w:r>
         <w:t xml:space="preserve">.</w:t>
@@ -6250,10 +6343,12 @@
       <m:oMath>
         <m:r>
           <m:rPr>
-            <m:nor/>
             <m:sty m:val="p"/>
           </m:rPr>
           <m:t>E</m:t>
+        </m:r>
+        <m:r>
+          <m:t>​</m:t>
         </m:r>
         <m:d>
           <m:dPr>
@@ -6296,6 +6391,9 @@
           </m:e>
         </m:d>
         <m:r>
+          <m:t>​</m:t>
+        </m:r>
+        <m:r>
           <m:rPr>
             <m:sty m:val="p"/>
           </m:rPr>
@@ -6303,10 +6401,12 @@
         </m:r>
         <m:r>
           <m:rPr>
-            <m:nor/>
             <m:sty m:val="p"/>
           </m:rPr>
           <m:t>E</m:t>
+        </m:r>
+        <m:r>
+          <m:t>​</m:t>
         </m:r>
         <m:d>
           <m:dPr>
@@ -6349,6 +6449,9 @@
           </m:e>
         </m:d>
         <m:r>
+          <m:t>​</m:t>
+        </m:r>
+        <m:r>
           <m:rPr>
             <m:sty m:val="p"/>
           </m:rPr>
@@ -6356,10 +6459,12 @@
         </m:r>
         <m:r>
           <m:rPr>
-            <m:nor/>
             <m:sty m:val="p"/>
           </m:rPr>
           <m:t>E</m:t>
+        </m:r>
+        <m:r>
+          <m:t>​</m:t>
         </m:r>
         <m:d>
           <m:dPr>
@@ -6393,6 +6498,9 @@
           </m:e>
         </m:d>
         <m:r>
+          <m:t>​</m:t>
+        </m:r>
+        <m:r>
           <m:rPr>
             <m:sty m:val="p"/>
           </m:rPr>
@@ -6400,10 +6508,12 @@
         </m:r>
         <m:r>
           <m:rPr>
-            <m:nor/>
             <m:sty m:val="p"/>
           </m:rPr>
           <m:t>E</m:t>
+        </m:r>
+        <m:r>
+          <m:t>​</m:t>
         </m:r>
         <m:d>
           <m:dPr>
@@ -6436,6 +6546,9 @@
             </m:r>
           </m:e>
         </m:d>
+        <m:r>
+          <m:t>​</m:t>
+        </m:r>
       </m:oMath>
       <w:r>
         <w:t xml:space="preserve">.</w:t>
@@ -6791,10 +6904,12 @@
           </m:limUpp>
           <m:r>
             <m:rPr>
-              <m:nor/>
               <m:sty m:val="p"/>
             </m:rPr>
             <m:t>E</m:t>
+          </m:r>
+          <m:r>
+            <m:t>​</m:t>
           </m:r>
           <m:d>
             <m:dPr>
@@ -6863,6 +6978,9 @@
               </m:r>
             </m:e>
           </m:d>
+          <m:r>
+            <m:t>​</m:t>
+          </m:r>
           <m:r>
             <m:rPr>
               <m:sty m:val="p"/>
@@ -6911,10 +7029,12 @@
           </m:limUpp>
           <m:r>
             <m:rPr>
-              <m:nor/>
               <m:sty m:val="p"/>
             </m:rPr>
             <m:t>E</m:t>
+          </m:r>
+          <m:r>
+            <m:t>​</m:t>
           </m:r>
           <m:d>
             <m:dPr>
@@ -6957,6 +7077,9 @@
             </m:e>
           </m:d>
           <m:r>
+            <m:t>​</m:t>
+          </m:r>
+          <m:r>
             <m:rPr>
               <m:sty m:val="p"/>
             </m:rPr>
@@ -6964,10 +7087,12 @@
           </m:r>
           <m:r>
             <m:rPr>
-              <m:nor/>
               <m:sty m:val="p"/>
             </m:rPr>
             <m:t>E</m:t>
+          </m:r>
+          <m:r>
+            <m:t>​</m:t>
           </m:r>
           <m:d>
             <m:dPr>
@@ -7009,6 +7134,9 @@
               </m:r>
             </m:e>
           </m:d>
+          <m:r>
+            <m:t>​</m:t>
+          </m:r>
           <m:r>
             <m:rPr>
               <m:sty m:val="p"/>
@@ -7076,10 +7204,12 @@
             <m:oMath>
               <m:r>
                 <m:rPr>
-                  <m:nor/>
                   <m:sty m:val="p"/>
                 </m:rPr>
                 <m:t>Cov</m:t>
+              </m:r>
+              <m:r>
+                <m:t>​</m:t>
               </m:r>
               <m:d>
                 <m:dPr>
@@ -7133,6 +7263,9 @@
                   </m:r>
                 </m:e>
               </m:d>
+              <m:r>
+                <m:t>​</m:t>
+              </m:r>
               <m:r>
                 <m:rPr>
                   <m:sty m:val="p"/>
@@ -7158,10 +7291,12 @@
               <m:oMath>
                 <m:r>
                   <m:rPr>
-                    <m:nor/>
                     <m:sty m:val="p"/>
                   </m:rPr>
                   <m:t>E</m:t>
+                </m:r>
+                <m:r>
+                  <m:t>​</m:t>
                 </m:r>
                 <m:d>
                   <m:dPr>
@@ -7222,6 +7357,9 @@
                   </m:e>
                 </m:d>
                 <m:r>
+                  <m:t>​</m:t>
+                </m:r>
+                <m:r>
                   <m:rPr>
                     <m:sty m:val="p"/>
                   </m:rPr>
@@ -7234,10 +7372,12 @@
                   <m:num>
                     <m:r>
                       <m:rPr>
-                        <m:nor/>
                         <m:sty m:val="p"/>
                       </m:rPr>
                       <m:t>E</m:t>
+                    </m:r>
+                    <m:r>
+                      <m:t>​</m:t>
                     </m:r>
                     <m:d>
                       <m:dPr>
@@ -7271,6 +7411,9 @@
                       </m:e>
                     </m:d>
                     <m:r>
+                      <m:t>​</m:t>
+                    </m:r>
+                    <m:r>
                       <m:rPr>
                         <m:sty m:val="p"/>
                       </m:rPr>
@@ -7278,10 +7421,12 @@
                     </m:r>
                     <m:r>
                       <m:rPr>
-                        <m:nor/>
                         <m:sty m:val="p"/>
                       </m:rPr>
                       <m:t>E</m:t>
+                    </m:r>
+                    <m:r>
+                      <m:t>​</m:t>
                     </m:r>
                     <m:d>
                       <m:dPr>
@@ -7314,14 +7459,19 @@
                         </m:r>
                       </m:e>
                     </m:d>
+                    <m:r>
+                      <m:t>​</m:t>
+                    </m:r>
                   </m:num>
                   <m:den>
                     <m:r>
                       <m:rPr>
-                        <m:nor/>
                         <m:sty m:val="p"/>
                       </m:rPr>
                       <m:t>E</m:t>
+                    </m:r>
+                    <m:r>
+                      <m:t>​</m:t>
                     </m:r>
                     <m:d>
                       <m:dPr>
@@ -7355,6 +7505,9 @@
                       </m:e>
                     </m:d>
                     <m:r>
+                      <m:t>​</m:t>
+                    </m:r>
+                    <m:r>
                       <m:rPr>
                         <m:sty m:val="p"/>
                       </m:rPr>
@@ -7362,10 +7515,12 @@
                     </m:r>
                     <m:r>
                       <m:rPr>
-                        <m:nor/>
                         <m:sty m:val="p"/>
                       </m:rPr>
                       <m:t>E</m:t>
+                    </m:r>
+                    <m:r>
+                      <m:t>​</m:t>
                     </m:r>
                     <m:d>
                       <m:dPr>
@@ -7398,6 +7553,9 @@
                         </m:r>
                       </m:e>
                     </m:d>
+                    <m:r>
+                      <m:t>​</m:t>
+                    </m:r>
                   </m:den>
                 </m:f>
                 <m:r>
@@ -7727,10 +7885,12 @@
             <m:oMath>
               <m:r>
                 <m:rPr>
-                  <m:nor/>
                   <m:sty m:val="p"/>
                 </m:rPr>
                 <m:t>E</m:t>
+              </m:r>
+              <m:r>
+                <m:t>​</m:t>
               </m:r>
               <m:d>
                 <m:dPr>
@@ -7760,6 +7920,9 @@
                   </m:r>
                 </m:e>
               </m:d>
+              <m:r>
+                <m:t>​</m:t>
+              </m:r>
             </m:oMath>
             <w:r>
               <w:rPr>
@@ -7882,10 +8045,12 @@
                   <m:e>
                     <m:r>
                       <m:rPr>
-                        <m:nor/>
                         <m:sty m:val="p"/>
                       </m:rPr>
                       <m:t>E</m:t>
+                    </m:r>
+                    <m:r>
+                      <m:t>​</m:t>
                     </m:r>
                     <m:d>
                       <m:dPr>
@@ -7919,6 +8084,9 @@
                       </m:e>
                     </m:d>
                     <m:r>
+                      <m:t>​</m:t>
+                    </m:r>
+                    <m:r>
                       <m:t>&amp;</m:t>
                     </m:r>
                     <m:r>
@@ -7947,13 +8115,15 @@
                       <m:e>
                         <m:r>
                           <m:rPr>
-                            <m:nor/>
                             <m:sty m:val="p"/>
                           </m:rPr>
                           <m:t>E</m:t>
                         </m:r>
                       </m:e>
                     </m:nary>
+                    <m:r>
+                      <m:t>​</m:t>
+                    </m:r>
                     <m:d>
                       <m:dPr>
                         <m:begChr m:val="["/>
@@ -8004,6 +8174,9 @@
                       </m:e>
                     </m:d>
                     <m:r>
+                      <m:t>​</m:t>
+                    </m:r>
+                    <m:r>
                       <m:t>f</m:t>
                     </m:r>
                     <m:r>
@@ -8074,13 +8247,15 @@
                       <m:e>
                         <m:r>
                           <m:rPr>
-                            <m:nor/>
                             <m:sty m:val="p"/>
                           </m:rPr>
                           <m:t>E</m:t>
                         </m:r>
                       </m:e>
                     </m:nary>
+                    <m:r>
+                      <m:t>​</m:t>
+                    </m:r>
                     <m:d>
                       <m:dPr>
                         <m:begChr m:val="["/>
@@ -8131,6 +8306,9 @@
                       </m:e>
                     </m:d>
                     <m:r>
+                      <m:t>​</m:t>
+                    </m:r>
+                    <m:r>
                       <m:t>f</m:t>
                     </m:r>
                     <m:r>
@@ -8197,10 +8375,12 @@
                   <m:e>
                     <m:r>
                       <m:rPr>
-                        <m:nor/>
                         <m:sty m:val="p"/>
                       </m:rPr>
                       <m:t>E</m:t>
+                    </m:r>
+                    <m:r>
+                      <m:t>​</m:t>
                     </m:r>
                     <m:d>
                       <m:dPr>
@@ -8234,6 +8414,9 @@
                       </m:e>
                     </m:d>
                     <m:r>
+                      <m:t>​</m:t>
+                    </m:r>
+                    <m:r>
                       <m:rPr>
                         <m:sty m:val="p"/>
                       </m:rPr>
@@ -8241,10 +8424,12 @@
                     </m:r>
                     <m:r>
                       <m:rPr>
-                        <m:nor/>
                         <m:sty m:val="p"/>
                       </m:rPr>
                       <m:t>E</m:t>
+                    </m:r>
+                    <m:r>
+                      <m:t>​</m:t>
                     </m:r>
                     <m:d>
                       <m:dPr>
@@ -8278,6 +8463,9 @@
                       </m:e>
                     </m:d>
                     <m:r>
+                      <m:t>​</m:t>
+                    </m:r>
+                    <m:r>
                       <m:t>&amp;</m:t>
                     </m:r>
                     <m:r>
@@ -8350,10 +8538,12 @@
                     </m:r>
                     <m:r>
                       <m:rPr>
-                        <m:nor/>
                         <m:sty m:val="p"/>
                       </m:rPr>
                       <m:t>E</m:t>
+                    </m:r>
+                    <m:r>
+                      <m:t>​</m:t>
                     </m:r>
                     <m:d>
                       <m:dPr>
@@ -8383,6 +8573,9 @@
                         </m:r>
                       </m:e>
                     </m:d>
+                    <m:r>
+                      <m:t>​</m:t>
+                    </m:r>
                     <m:r>
                       <m:rPr>
                         <m:sty m:val="p"/>
@@ -8437,10 +8630,12 @@
             <m:oMath>
               <m:r>
                 <m:rPr>
-                  <m:nor/>
                   <m:sty m:val="p"/>
                 </m:rPr>
                 <m:t>E</m:t>
+              </m:r>
+              <m:r>
+                <m:t>​</m:t>
               </m:r>
               <m:d>
                 <m:dPr>
@@ -8491,6 +8686,9 @@
                   </m:r>
                 </m:e>
               </m:d>
+              <m:r>
+                <m:t>​</m:t>
+              </m:r>
             </m:oMath>
             <w:r>
               <w:rPr>
@@ -8657,10 +8855,12 @@
                   <m:e>
                     <m:r>
                       <m:rPr>
-                        <m:nor/>
                         <m:sty m:val="p"/>
                       </m:rPr>
                       <m:t>E</m:t>
+                    </m:r>
+                    <m:r>
+                      <m:t>​</m:t>
                     </m:r>
                     <m:d>
                       <m:dPr>
@@ -8772,6 +8972,9 @@
                       </m:e>
                     </m:d>
                     <m:r>
+                      <m:t>​</m:t>
+                    </m:r>
+                    <m:r>
                       <m:t>&amp;</m:t>
                     </m:r>
                     <m:r>
@@ -8851,10 +9054,12 @@
                     </m:r>
                     <m:r>
                       <m:rPr>
-                        <m:nor/>
                         <m:sty m:val="p"/>
                       </m:rPr>
                       <m:t>E</m:t>
+                    </m:r>
+                    <m:r>
+                      <m:t>​</m:t>
                     </m:r>
                     <m:d>
                       <m:dPr>
@@ -8968,6 +9173,9 @@
                         </m:r>
                       </m:e>
                     </m:d>
+                    <m:r>
+                      <m:t>​</m:t>
+                    </m:r>
                   </m:e>
                   <m:e>
                     <m:r>
@@ -9050,10 +9258,12 @@
                     </m:r>
                     <m:r>
                       <m:rPr>
-                        <m:nor/>
                         <m:sty m:val="p"/>
                       </m:rPr>
                       <m:t>E</m:t>
+                    </m:r>
+                    <m:r>
+                      <m:t>​</m:t>
                     </m:r>
                     <m:d>
                       <m:dPr>
@@ -9132,6 +9342,9 @@
                       </m:e>
                     </m:d>
                     <m:r>
+                      <m:t>​</m:t>
+                    </m:r>
+                    <m:r>
                       <m:t>&amp;</m:t>
                     </m:r>
                     <m:r>
@@ -9323,10 +9536,12 @@
                   <m:e>
                     <m:r>
                       <m:rPr>
-                        <m:nor/>
                         <m:sty m:val="p"/>
                       </m:rPr>
                       <m:t>E</m:t>
+                    </m:r>
+                    <m:r>
+                      <m:t>​</m:t>
                     </m:r>
                     <m:d>
                       <m:dPr>
@@ -9396,6 +9611,9 @@
                       </m:e>
                     </m:d>
                     <m:r>
+                      <m:t>​</m:t>
+                    </m:r>
+                    <m:r>
                       <m:t>&amp;</m:t>
                     </m:r>
                     <m:r>
@@ -9406,10 +9624,12 @@
                     </m:r>
                     <m:r>
                       <m:rPr>
-                        <m:nor/>
                         <m:sty m:val="p"/>
                       </m:rPr>
                       <m:t>E</m:t>
+                    </m:r>
+                    <m:r>
+                      <m:t>​</m:t>
                     </m:r>
                     <m:d>
                       <m:dPr>
@@ -9461,6 +9681,9 @@
                       </m:e>
                     </m:d>
                     <m:r>
+                      <m:t>​</m:t>
+                    </m:r>
+                    <m:r>
                       <m:rPr>
                         <m:sty m:val="p"/>
                       </m:rPr>
@@ -9635,10 +9858,12 @@
               <m:oMath>
                 <m:r>
                   <m:rPr>
-                    <m:nor/>
                     <m:sty m:val="p"/>
                   </m:rPr>
                   <m:t>E</m:t>
+                </m:r>
+                <m:r>
+                  <m:t>​</m:t>
                 </m:r>
                 <m:d>
                   <m:dPr>
@@ -9671,6 +9896,9 @@
                     </m:r>
                   </m:e>
                 </m:d>
+                <m:r>
+                  <m:t>​</m:t>
+                </m:r>
                 <m:r>
                   <m:rPr>
                     <m:sty m:val="p"/>
@@ -9695,148 +9923,135 @@
                     </m:r>
                   </m:sup>
                   <m:e>
+                    <m:r>
+                      <m:t>​</m:t>
+                    </m:r>
+                  </m:e>
+                </m:nary>
+                <m:d>
+                  <m:dPr>
+                    <m:begChr m:val="{"/>
+                    <m:sepChr m:val=""/>
+                    <m:endChr m:val="}"/>
+                    <m:grow/>
+                  </m:dPr>
+                  <m:e>
+                    <m:r>
+                      <m:t>e</m:t>
+                    </m:r>
+                    <m:r>
+                      <m:rPr>
+                        <m:sty m:val="p"/>
+                      </m:rPr>
+                      <m:t>(</m:t>
+                    </m:r>
+                    <m:r>
+                      <m:t>u</m:t>
+                    </m:r>
+                    <m:r>
+                      <m:rPr>
+                        <m:sty m:val="p"/>
+                      </m:rPr>
+                      <m:t>)</m:t>
+                    </m:r>
+                    <m:r>
+                      <m:rPr>
+                        <m:sty m:val="p"/>
+                      </m:rPr>
+                      <m:t>Pr</m:t>
+                    </m:r>
+                    <m:r>
+                      <m:rPr>
+                        <m:sty m:val="p"/>
+                      </m:rPr>
+                      <m:t>(</m:t>
+                    </m:r>
+                    <m:r>
+                      <m:t>A</m:t>
+                    </m:r>
+                    <m:r>
+                      <m:rPr>
+                        <m:sty m:val="p"/>
+                      </m:rPr>
+                      <m:t>=</m:t>
+                    </m:r>
+                    <m:r>
+                      <m:t>1</m:t>
+                    </m:r>
+                    <m:r>
+                      <m:rPr>
+                        <m:sty m:val="p"/>
+                      </m:rPr>
+                      <m:t>∣</m:t>
+                    </m:r>
+                    <m:r>
+                      <m:t>Z</m:t>
+                    </m:r>
+                    <m:r>
+                      <m:rPr>
+                        <m:sty m:val="p"/>
+                      </m:rPr>
+                      <m:t>=</m:t>
+                    </m:r>
+                    <m:r>
+                      <m:t>z</m:t>
+                    </m:r>
+                    <m:r>
+                      <m:rPr>
+                        <m:sty m:val="p"/>
+                      </m:rPr>
+                      <m:t>,</m:t>
+                    </m:r>
+                    <m:r>
+                      <m:t>U</m:t>
+                    </m:r>
+                    <m:r>
+                      <m:rPr>
+                        <m:sty m:val="p"/>
+                      </m:rPr>
+                      <m:t>=</m:t>
+                    </m:r>
+                    <m:r>
+                      <m:t>u</m:t>
+                    </m:r>
+                    <m:r>
+                      <m:rPr>
+                        <m:sty m:val="p"/>
+                      </m:rPr>
+                      <m:t>)</m:t>
+                    </m:r>
+                    <m:r>
+                      <m:rPr>
+                        <m:sty m:val="p"/>
+                      </m:rPr>
+                      <m:t>+</m:t>
+                    </m:r>
+                    <m:r>
+                      <m:rPr>
+                        <m:sty m:val="p"/>
+                      </m:rPr>
+                      <m:t>E</m:t>
+                    </m:r>
+                    <m:r>
+                      <m:t>​</m:t>
+                    </m:r>
                     <m:d>
                       <m:dPr>
-                        <m:begChr m:val="{"/>
+                        <m:begChr m:val="["/>
                         <m:sepChr m:val=""/>
-                        <m:endChr m:val="}"/>
+                        <m:endChr m:val="]"/>
                         <m:grow/>
                       </m:dPr>
                       <m:e>
-                        <m:r>
-                          <m:t>e</m:t>
-                        </m:r>
-                        <m:r>
-                          <m:rPr>
-                            <m:sty m:val="p"/>
-                          </m:rPr>
-                          <m:t>(</m:t>
-                        </m:r>
-                        <m:r>
-                          <m:t>u</m:t>
-                        </m:r>
-                        <m:r>
-                          <m:rPr>
-                            <m:sty m:val="p"/>
-                          </m:rPr>
-                          <m:t>)</m:t>
-                        </m:r>
-                        <m:r>
-                          <m:rPr>
-                            <m:sty m:val="p"/>
-                          </m:rPr>
-                          <m:t>Pr</m:t>
-                        </m:r>
-                        <m:r>
-                          <m:rPr>
-                            <m:sty m:val="p"/>
-                          </m:rPr>
-                          <m:t>(</m:t>
-                        </m:r>
-                        <m:r>
-                          <m:t>A</m:t>
-                        </m:r>
-                        <m:r>
-                          <m:rPr>
-                            <m:sty m:val="p"/>
-                          </m:rPr>
-                          <m:t>=</m:t>
-                        </m:r>
-                        <m:r>
-                          <m:t>1</m:t>
-                        </m:r>
-                        <m:r>
-                          <m:rPr>
-                            <m:sty m:val="p"/>
-                          </m:rPr>
-                          <m:t>∣</m:t>
-                        </m:r>
-                        <m:r>
-                          <m:t>Z</m:t>
-                        </m:r>
-                        <m:r>
-                          <m:rPr>
-                            <m:sty m:val="p"/>
-                          </m:rPr>
-                          <m:t>=</m:t>
-                        </m:r>
-                        <m:r>
-                          <m:t>z</m:t>
-                        </m:r>
-                        <m:r>
-                          <m:rPr>
-                            <m:sty m:val="p"/>
-                          </m:rPr>
-                          <m:t>,</m:t>
-                        </m:r>
-                        <m:r>
-                          <m:t>U</m:t>
-                        </m:r>
-                        <m:r>
-                          <m:rPr>
-                            <m:sty m:val="p"/>
-                          </m:rPr>
-                          <m:t>=</m:t>
-                        </m:r>
-                        <m:r>
-                          <m:t>u</m:t>
-                        </m:r>
-                        <m:r>
-                          <m:rPr>
-                            <m:sty m:val="p"/>
-                          </m:rPr>
-                          <m:t>)</m:t>
-                        </m:r>
-                        <m:r>
-                          <m:rPr>
-                            <m:sty m:val="p"/>
-                          </m:rPr>
-                          <m:t>+</m:t>
-                        </m:r>
-                        <m:r>
-                          <m:rPr>
-                            <m:nor/>
-                            <m:sty m:val="p"/>
-                          </m:rPr>
-                          <m:t>E</m:t>
-                        </m:r>
-                        <m:d>
-                          <m:dPr>
-                            <m:begChr m:val="["/>
-                            <m:sepChr m:val=""/>
-                            <m:endChr m:val="]"/>
-                            <m:grow/>
-                          </m:dPr>
+                        <m:sSup>
                           <m:e>
-                            <m:sSup>
-                              <m:e>
-                                <m:r>
-                                  <m:t>Y</m:t>
-                                </m:r>
-                              </m:e>
-                              <m:sup>
-                                <m:r>
-                                  <m:t>a</m:t>
-                                </m:r>
-                                <m:r>
-                                  <m:rPr>
-                                    <m:sty m:val="p"/>
-                                  </m:rPr>
-                                  <m:t>=</m:t>
-                                </m:r>
-                                <m:r>
-                                  <m:t>0</m:t>
-                                </m:r>
-                              </m:sup>
-                            </m:sSup>
                             <m:r>
-                              <m:rPr>
-                                <m:sty m:val="p"/>
-                              </m:rPr>
-                              <m:t>∣</m:t>
+                              <m:t>Y</m:t>
                             </m:r>
+                          </m:e>
+                          <m:sup>
                             <m:r>
-                              <m:t>U</m:t>
+                              <m:t>a</m:t>
                             </m:r>
                             <m:r>
                               <m:rPr>
@@ -9845,14 +10060,38 @@
                               <m:t>=</m:t>
                             </m:r>
                             <m:r>
-                              <m:t>u</m:t>
+                              <m:t>0</m:t>
                             </m:r>
-                          </m:e>
-                        </m:d>
+                          </m:sup>
+                        </m:sSup>
+                        <m:r>
+                          <m:rPr>
+                            <m:sty m:val="p"/>
+                          </m:rPr>
+                          <m:t>∣</m:t>
+                        </m:r>
+                        <m:r>
+                          <m:t>U</m:t>
+                        </m:r>
+                        <m:r>
+                          <m:rPr>
+                            <m:sty m:val="p"/>
+                          </m:rPr>
+                          <m:t>=</m:t>
+                        </m:r>
+                        <m:r>
+                          <m:t>u</m:t>
+                        </m:r>
                       </m:e>
                     </m:d>
+                    <m:r>
+                      <m:t>​</m:t>
+                    </m:r>
                   </m:e>
-                </m:nary>
+                </m:d>
+                <m:r>
+                  <m:t>​</m:t>
+                </m:r>
                 <m:r>
                   <m:t>f</m:t>
                 </m:r>
@@ -9899,10 +10138,12 @@
               <m:oMath>
                 <m:r>
                   <m:rPr>
-                    <m:nor/>
                     <m:sty m:val="p"/>
                   </m:rPr>
                   <m:t>E</m:t>
+                </m:r>
+                <m:r>
+                  <m:t>​</m:t>
                 </m:r>
                 <m:d>
                   <m:dPr>
@@ -9936,6 +10177,9 @@
                   </m:e>
                 </m:d>
                 <m:r>
+                  <m:t>​</m:t>
+                </m:r>
+                <m:r>
                   <m:rPr>
                     <m:sty m:val="p"/>
                   </m:rPr>
@@ -9943,10 +10187,12 @@
                 </m:r>
                 <m:r>
                   <m:rPr>
-                    <m:nor/>
                     <m:sty m:val="p"/>
                   </m:rPr>
                   <m:t>E</m:t>
+                </m:r>
+                <m:r>
+                  <m:t>​</m:t>
                 </m:r>
                 <m:d>
                   <m:dPr>
@@ -9979,6 +10225,9 @@
                     </m:r>
                   </m:e>
                 </m:d>
+                <m:r>
+                  <m:t>​</m:t>
+                </m:r>
                 <m:r>
                   <m:rPr>
                     <m:sty m:val="p"/>
@@ -10073,10 +10322,12 @@
                 </m:r>
                 <m:r>
                   <m:rPr>
-                    <m:nor/>
                     <m:sty m:val="p"/>
                   </m:rPr>
                   <m:t>E</m:t>
+                </m:r>
+                <m:r>
+                  <m:t>​</m:t>
                 </m:r>
                 <m:d>
                   <m:dPr>
@@ -10127,6 +10378,9 @@
                     </m:r>
                   </m:e>
                 </m:d>
+                <m:r>
+                  <m:t>​</m:t>
+                </m:r>
                 <m:r>
                   <m:rPr>
                     <m:sty m:val="p"/>
@@ -10161,10 +10415,12 @@
                   <m:e>
                     <m:r>
                       <m:rPr>
-                        <m:nor/>
                         <m:sty m:val="p"/>
                       </m:rPr>
                       <m:t>E</m:t>
+                    </m:r>
+                    <m:r>
+                      <m:t>​</m:t>
                     </m:r>
                     <m:d>
                       <m:dPr>
@@ -10216,6 +10472,9 @@
                       </m:e>
                     </m:d>
                     <m:r>
+                      <m:t>​</m:t>
+                    </m:r>
+                    <m:r>
                       <m:t>&amp;</m:t>
                     </m:r>
                     <m:r>
@@ -10226,10 +10485,12 @@
                     </m:r>
                     <m:r>
                       <m:rPr>
-                        <m:nor/>
                         <m:sty m:val="p"/>
                       </m:rPr>
                       <m:t>Cov</m:t>
+                    </m:r>
+                    <m:r>
+                      <m:t>​</m:t>
                     </m:r>
                     <m:d>
                       <m:dPr>
@@ -10284,6 +10545,9 @@
                       </m:e>
                     </m:d>
                     <m:r>
+                      <m:t>​</m:t>
+                    </m:r>
+                    <m:r>
                       <m:rPr>
                         <m:sty m:val="p"/>
                       </m:rPr>
@@ -10291,10 +10555,12 @@
                     </m:r>
                     <m:r>
                       <m:rPr>
-                        <m:nor/>
                         <m:sty m:val="p"/>
                       </m:rPr>
                       <m:t>E</m:t>
+                    </m:r>
+                    <m:r>
+                      <m:t>​</m:t>
                     </m:r>
                     <m:d>
                       <m:dPr>
@@ -10325,14 +10591,19 @@
                       </m:e>
                     </m:d>
                     <m:r>
+                      <m:t>​</m:t>
+                    </m:r>
+                    <m:r>
                       <m:t> </m:t>
                     </m:r>
                     <m:r>
                       <m:rPr>
-                        <m:nor/>
                         <m:sty m:val="p"/>
                       </m:rPr>
                       <m:t>E</m:t>
+                    </m:r>
+                    <m:r>
+                      <m:t>​</m:t>
                     </m:r>
                     <m:d>
                       <m:dPr>
@@ -10363,6 +10634,9 @@
                       </m:e>
                     </m:d>
                     <m:r>
+                      <m:t>​</m:t>
+                    </m:r>
+                    <m:r>
                       <m:t>&amp;</m:t>
                     </m:r>
                     <m:r>
@@ -10388,10 +10662,12 @@
                     </m:r>
                     <m:r>
                       <m:rPr>
-                        <m:nor/>
                         <m:sty m:val="p"/>
                       </m:rPr>
                       <m:t>E</m:t>
+                    </m:r>
+                    <m:r>
+                      <m:t>​</m:t>
                     </m:r>
                     <m:d>
                       <m:dPr>
@@ -10422,14 +10698,19 @@
                       </m:e>
                     </m:d>
                     <m:r>
+                      <m:t>​</m:t>
+                    </m:r>
+                    <m:r>
                       <m:t> </m:t>
                     </m:r>
                     <m:r>
                       <m:rPr>
-                        <m:nor/>
                         <m:sty m:val="p"/>
                       </m:rPr>
                       <m:t>E</m:t>
+                    </m:r>
+                    <m:r>
+                      <m:t>​</m:t>
                     </m:r>
                     <m:d>
                       <m:dPr>
@@ -10460,6 +10741,9 @@
                       </m:e>
                     </m:d>
                     <m:r>
+                      <m:t>​</m:t>
+                    </m:r>
+                    <m:r>
                       <m:t>&amp;</m:t>
                     </m:r>
                     <m:r>
@@ -10473,10 +10757,12 @@
                     </m:r>
                     <m:r>
                       <m:rPr>
-                        <m:nor/>
                         <m:sty m:val="p"/>
                       </m:rPr>
                       <m:t>Cov</m:t>
+                    </m:r>
+                    <m:r>
+                      <m:t>​</m:t>
                     </m:r>
                     <m:d>
                       <m:dPr>
@@ -10531,6 +10817,9 @@
                       </m:e>
                     </m:d>
                     <m:r>
+                      <m:t>​</m:t>
+                    </m:r>
+                    <m:r>
                       <m:rPr>
                         <m:sty m:val="p"/>
                       </m:rPr>
@@ -10558,10 +10847,12 @@
                     </m:r>
                     <m:r>
                       <m:rPr>
-                        <m:nor/>
                         <m:sty m:val="p"/>
                       </m:rPr>
                       <m:t>E</m:t>
+                    </m:r>
+                    <m:r>
+                      <m:t>​</m:t>
                     </m:r>
                     <m:d>
                       <m:dPr>
@@ -10621,6 +10912,12 @@
                         </m:sSup>
                       </m:e>
                     </m:d>
+                    <m:r>
+                      <m:t>​</m:t>
+                    </m:r>
+                    <m:r>
+                      <m:t>​</m:t>
+                    </m:r>
                     <m:d>
                       <m:dPr>
                         <m:begChr m:val="("/>
@@ -10631,10 +10928,12 @@
                       <m:e>
                         <m:r>
                           <m:rPr>
-                            <m:nor/>
                             <m:sty m:val="p"/>
                           </m:rPr>
                           <m:t>E</m:t>
+                        </m:r>
+                        <m:r>
+                          <m:t>​</m:t>
                         </m:r>
                         <m:d>
                           <m:dPr>
@@ -10668,6 +10967,9 @@
                           </m:e>
                         </m:d>
                         <m:r>
+                          <m:t>​</m:t>
+                        </m:r>
+                        <m:r>
                           <m:rPr>
                             <m:sty m:val="p"/>
                           </m:rPr>
@@ -10675,10 +10977,12 @@
                         </m:r>
                         <m:r>
                           <m:rPr>
-                            <m:nor/>
                             <m:sty m:val="p"/>
                           </m:rPr>
                           <m:t>E</m:t>
+                        </m:r>
+                        <m:r>
+                          <m:t>​</m:t>
                         </m:r>
                         <m:d>
                           <m:dPr>
@@ -10711,8 +11015,14 @@
                             </m:r>
                           </m:e>
                         </m:d>
+                        <m:r>
+                          <m:t>​</m:t>
+                        </m:r>
                       </m:e>
                     </m:d>
+                    <m:r>
+                      <m:t>​</m:t>
+                    </m:r>
                     <m:r>
                       <m:rPr>
                         <m:sty m:val="p"/>
@@ -10904,10 +11214,12 @@
               <m:oMath>
                 <m:r>
                   <m:rPr>
-                    <m:nor/>
                     <m:sty m:val="p"/>
                   </m:rPr>
                   <m:t>E</m:t>
+                </m:r>
+                <m:r>
+                  <m:t>​</m:t>
                 </m:r>
                 <m:d>
                   <m:dPr>
@@ -10994,6 +11306,9 @@
                     </m:r>
                   </m:e>
                 </m:d>
+                <m:r>
+                  <m:t>​</m:t>
+                </m:r>
                 <m:r>
                   <m:rPr>
                     <m:sty m:val="p"/>
@@ -11054,10 +11369,12 @@
                 </m:r>
                 <m:r>
                   <m:rPr>
-                    <m:nor/>
                     <m:sty m:val="p"/>
                   </m:rPr>
                   <m:t>E</m:t>
+                </m:r>
+                <m:r>
+                  <m:t>​</m:t>
                 </m:r>
                 <m:d>
                   <m:dPr>
@@ -11117,6 +11434,9 @@
                     </m:r>
                   </m:e>
                 </m:d>
+                <m:r>
+                  <m:t>​</m:t>
+                </m:r>
                 <m:r>
                   <m:rPr>
                     <m:sty m:val="p"/>
@@ -11477,10 +11797,12 @@
             <m:oMath>
               <m:r>
                 <m:rPr>
-                  <m:nor/>
                   <m:sty m:val="p"/>
                 </m:rPr>
                 <m:t>E</m:t>
+              </m:r>
+              <m:r>
+                <m:t>​</m:t>
               </m:r>
               <m:d>
                 <m:dPr>
@@ -11532,6 +11854,9 @@
                 </m:e>
               </m:d>
               <m:r>
+                <m:t>​</m:t>
+              </m:r>
+              <m:r>
                 <m:rPr>
                   <m:sty m:val="p"/>
                 </m:rPr>
@@ -11539,10 +11864,12 @@
               </m:r>
               <m:r>
                 <m:rPr>
-                  <m:nor/>
                   <m:sty m:val="p"/>
                 </m:rPr>
                 <m:t>E</m:t>
+              </m:r>
+              <m:r>
+                <m:t>​</m:t>
               </m:r>
               <m:d>
                 <m:dPr>
@@ -11593,6 +11920,9 @@
                   </m:r>
                 </m:e>
               </m:d>
+              <m:r>
+                <m:t>​</m:t>
+              </m:r>
             </m:oMath>
             <w:r>
               <w:t xml:space="preserve">.</w:t>
@@ -11609,10 +11939,12 @@
             <m:oMath>
               <m:r>
                 <m:rPr>
-                  <m:nor/>
                   <m:sty m:val="p"/>
                 </m:rPr>
                 <m:t>E</m:t>
+              </m:r>
+              <m:r>
+                <m:t>​</m:t>
               </m:r>
               <m:d>
                 <m:dPr>
@@ -11664,6 +11996,9 @@
                 </m:e>
               </m:d>
               <m:r>
+                <m:t>​</m:t>
+              </m:r>
+              <m:r>
                 <m:rPr>
                   <m:sty m:val="p"/>
                 </m:rPr>
@@ -11671,10 +12006,12 @@
               </m:r>
               <m:r>
                 <m:rPr>
-                  <m:nor/>
                   <m:sty m:val="p"/>
                 </m:rPr>
                 <m:t>E</m:t>
+              </m:r>
+              <m:r>
+                <m:t>​</m:t>
               </m:r>
               <m:d>
                 <m:dPr>
@@ -11707,6 +12044,9 @@
                   </m:r>
                 </m:e>
               </m:d>
+              <m:r>
+                <m:t>​</m:t>
+              </m:r>
               <m:r>
                 <m:rPr>
                   <m:sty m:val="p"/>
@@ -11808,10 +12148,12 @@
               <m:oMath>
                 <m:r>
                   <m:rPr>
-                    <m:nor/>
                     <m:sty m:val="p"/>
                   </m:rPr>
                   <m:t>E</m:t>
+                </m:r>
+                <m:r>
+                  <m:t>​</m:t>
                 </m:r>
                 <m:d>
                   <m:dPr>
@@ -11854,6 +12196,9 @@
                   </m:e>
                 </m:d>
                 <m:r>
+                  <m:t>​</m:t>
+                </m:r>
+                <m:r>
                   <m:rPr>
                     <m:sty m:val="p"/>
                   </m:rPr>
@@ -11861,10 +12206,12 @@
                 </m:r>
                 <m:r>
                   <m:rPr>
-                    <m:nor/>
                     <m:sty m:val="p"/>
                   </m:rPr>
                   <m:t>E</m:t>
+                </m:r>
+                <m:r>
+                  <m:t>​</m:t>
                 </m:r>
                 <m:d>
                   <m:dPr>
@@ -11888,6 +12235,9 @@
                     </m:r>
                   </m:e>
                 </m:d>
+                <m:r>
+                  <m:t>​</m:t>
+                </m:r>
                 <m:r>
                   <m:rPr>
                     <m:sty m:val="p"/>
@@ -11944,10 +12294,12 @@
                 </m:r>
                 <m:r>
                   <m:rPr>
-                    <m:nor/>
                     <m:sty m:val="p"/>
                   </m:rPr>
                   <m:t>E</m:t>
+                </m:r>
+                <m:r>
+                  <m:t>​</m:t>
                 </m:r>
                 <m:d>
                   <m:dPr>
@@ -11971,6 +12323,9 @@
                     </m:r>
                   </m:e>
                 </m:d>
+                <m:r>
+                  <m:t>​</m:t>
+                </m:r>
                 <m:r>
                   <m:rPr>
                     <m:sty m:val="p"/>
@@ -12079,10 +12434,12 @@
                   <m:e>
                     <m:r>
                       <m:rPr>
-                        <m:nor/>
                         <m:sty m:val="p"/>
                       </m:rPr>
                       <m:t>E</m:t>
+                    </m:r>
+                    <m:r>
+                      <m:t>​</m:t>
                     </m:r>
                     <m:d>
                       <m:dPr>
@@ -12116,6 +12473,9 @@
                       </m:e>
                     </m:d>
                     <m:r>
+                      <m:t>​</m:t>
+                    </m:r>
+                    <m:r>
                       <m:rPr>
                         <m:sty m:val="p"/>
                       </m:rPr>
@@ -12135,10 +12495,12 @@
                     </m:sSub>
                     <m:r>
                       <m:rPr>
-                        <m:nor/>
                         <m:sty m:val="p"/>
                       </m:rPr>
                       <m:t>E</m:t>
+                    </m:r>
+                    <m:r>
+                      <m:t>​</m:t>
                     </m:r>
                     <m:d>
                       <m:dPr>
@@ -12172,6 +12534,9 @@
                       </m:e>
                     </m:d>
                     <m:r>
+                      <m:t>​</m:t>
+                    </m:r>
+                    <m:r>
                       <m:t>&amp;</m:t>
                     </m:r>
                     <m:r>
@@ -12182,10 +12547,12 @@
                     </m:r>
                     <m:r>
                       <m:rPr>
-                        <m:nor/>
                         <m:sty m:val="p"/>
                       </m:rPr>
                       <m:t>E</m:t>
+                    </m:r>
+                    <m:r>
+                      <m:t>​</m:t>
                     </m:r>
                     <m:d>
                       <m:dPr>
@@ -12219,6 +12586,9 @@
                       </m:e>
                     </m:d>
                     <m:r>
+                      <m:t>​</m:t>
+                    </m:r>
+                    <m:r>
                       <m:rPr>
                         <m:sty m:val="p"/>
                       </m:rPr>
@@ -12238,10 +12608,12 @@
                     </m:sSub>
                     <m:r>
                       <m:rPr>
-                        <m:nor/>
                         <m:sty m:val="p"/>
                       </m:rPr>
                       <m:t>E</m:t>
+                    </m:r>
+                    <m:r>
+                      <m:t>​</m:t>
                     </m:r>
                     <m:d>
                       <m:dPr>
@@ -12274,14 +12646,19 @@
                         </m:r>
                       </m:e>
                     </m:d>
+                    <m:r>
+                      <m:t>​</m:t>
+                    </m:r>
                   </m:e>
                   <m:e>
                     <m:r>
                       <m:rPr>
-                        <m:nor/>
                         <m:sty m:val="p"/>
                       </m:rPr>
                       <m:t>E</m:t>
+                    </m:r>
+                    <m:r>
+                      <m:t>​</m:t>
                     </m:r>
                     <m:d>
                       <m:dPr>
@@ -12315,6 +12692,9 @@
                       </m:e>
                     </m:d>
                     <m:r>
+                      <m:t>​</m:t>
+                    </m:r>
+                    <m:r>
                       <m:rPr>
                         <m:sty m:val="p"/>
                       </m:rPr>
@@ -12322,10 +12702,12 @@
                     </m:r>
                     <m:r>
                       <m:rPr>
-                        <m:nor/>
                         <m:sty m:val="p"/>
                       </m:rPr>
                       <m:t>E</m:t>
+                    </m:r>
+                    <m:r>
+                      <m:t>​</m:t>
                     </m:r>
                     <m:d>
                       <m:dPr>
@@ -12359,6 +12741,9 @@
                       </m:e>
                     </m:d>
                     <m:r>
+                      <m:t>​</m:t>
+                    </m:r>
+                    <m:r>
                       <m:t>&amp;</m:t>
                     </m:r>
                     <m:r>
@@ -12379,6 +12764,9 @@
                         </m:r>
                       </m:sub>
                     </m:sSub>
+                    <m:r>
+                      <m:t>​</m:t>
+                    </m:r>
                     <m:d>
                       <m:dPr>
                         <m:begChr m:val="("/>
@@ -12389,10 +12777,12 @@
                       <m:e>
                         <m:r>
                           <m:rPr>
-                            <m:nor/>
                             <m:sty m:val="p"/>
                           </m:rPr>
                           <m:t>E</m:t>
+                        </m:r>
+                        <m:r>
+                          <m:t>​</m:t>
                         </m:r>
                         <m:d>
                           <m:dPr>
@@ -12426,6 +12816,9 @@
                           </m:e>
                         </m:d>
                         <m:r>
+                          <m:t>​</m:t>
+                        </m:r>
+                        <m:r>
                           <m:rPr>
                             <m:sty m:val="p"/>
                           </m:rPr>
@@ -12433,10 +12826,12 @@
                         </m:r>
                         <m:r>
                           <m:rPr>
-                            <m:nor/>
                             <m:sty m:val="p"/>
                           </m:rPr>
                           <m:t>E</m:t>
+                        </m:r>
+                        <m:r>
+                          <m:t>​</m:t>
                         </m:r>
                         <m:d>
                           <m:dPr>
@@ -12469,8 +12864,14 @@
                             </m:r>
                           </m:e>
                         </m:d>
+                        <m:r>
+                          <m:t>​</m:t>
+                        </m:r>
                       </m:e>
                     </m:d>
+                    <m:r>
+                      <m:t>​</m:t>
+                    </m:r>
                   </m:e>
                   <m:e>
                     <m:sSub>
@@ -12501,10 +12902,12 @@
                       <m:num>
                         <m:r>
                           <m:rPr>
-                            <m:nor/>
                             <m:sty m:val="p"/>
                           </m:rPr>
                           <m:t>E</m:t>
+                        </m:r>
+                        <m:r>
+                          <m:t>​</m:t>
                         </m:r>
                         <m:d>
                           <m:dPr>
@@ -12538,6 +12941,9 @@
                           </m:e>
                         </m:d>
                         <m:r>
+                          <m:t>​</m:t>
+                        </m:r>
+                        <m:r>
                           <m:rPr>
                             <m:sty m:val="p"/>
                           </m:rPr>
@@ -12545,10 +12951,12 @@
                         </m:r>
                         <m:r>
                           <m:rPr>
-                            <m:nor/>
                             <m:sty m:val="p"/>
                           </m:rPr>
                           <m:t>E</m:t>
+                        </m:r>
+                        <m:r>
+                          <m:t>​</m:t>
                         </m:r>
                         <m:d>
                           <m:dPr>
@@ -12581,14 +12989,19 @@
                             </m:r>
                           </m:e>
                         </m:d>
+                        <m:r>
+                          <m:t>​</m:t>
+                        </m:r>
                       </m:num>
                       <m:den>
                         <m:r>
                           <m:rPr>
-                            <m:nor/>
                             <m:sty m:val="p"/>
                           </m:rPr>
                           <m:t>E</m:t>
+                        </m:r>
+                        <m:r>
+                          <m:t>​</m:t>
                         </m:r>
                         <m:d>
                           <m:dPr>
@@ -12622,6 +13035,9 @@
                           </m:e>
                         </m:d>
                         <m:r>
+                          <m:t>​</m:t>
+                        </m:r>
+                        <m:r>
                           <m:rPr>
                             <m:sty m:val="p"/>
                           </m:rPr>
@@ -12629,10 +13045,12 @@
                         </m:r>
                         <m:r>
                           <m:rPr>
-                            <m:nor/>
                             <m:sty m:val="p"/>
                           </m:rPr>
                           <m:t>E</m:t>
+                        </m:r>
+                        <m:r>
+                          <m:t>​</m:t>
                         </m:r>
                         <m:d>
                           <m:dPr>
@@ -12665,6 +13083,9 @@
                             </m:r>
                           </m:e>
                         </m:d>
+                        <m:r>
+                          <m:t>​</m:t>
+                        </m:r>
                       </m:den>
                     </m:f>
                     <m:r>
@@ -12943,10 +13364,12 @@
       <m:oMath>
         <m:r>
           <m:rPr>
-            <m:nor/>
             <m:sty m:val="p"/>
           </m:rPr>
           <m:t>E</m:t>
+        </m:r>
+        <m:r>
+          <m:t>​</m:t>
         </m:r>
         <m:d>
           <m:dPr>
@@ -12980,6 +13403,9 @@
           </m:e>
         </m:d>
         <m:r>
+          <m:t>​</m:t>
+        </m:r>
+        <m:r>
           <m:rPr>
             <m:sty m:val="p"/>
           </m:rPr>
@@ -12987,10 +13413,12 @@
         </m:r>
         <m:r>
           <m:rPr>
-            <m:nor/>
             <m:sty m:val="p"/>
           </m:rPr>
           <m:t>E</m:t>
+        </m:r>
+        <m:r>
+          <m:t>​</m:t>
         </m:r>
         <m:d>
           <m:dPr>
@@ -13023,6 +13451,9 @@
             </m:sSup>
           </m:e>
         </m:d>
+        <m:r>
+          <m:t>​</m:t>
+        </m:r>
       </m:oMath>
       <w:r>
         <w:t xml:space="preserve"> </w:t>
@@ -13212,10 +13643,12 @@
                   <m:num>
                     <m:r>
                       <m:rPr>
-                        <m:nor/>
                         <m:sty m:val="p"/>
                       </m:rPr>
                       <m:t>E</m:t>
+                    </m:r>
+                    <m:r>
+                      <m:t>​</m:t>
                     </m:r>
                     <m:d>
                       <m:dPr>
@@ -13275,14 +13708,19 @@
                         </m:r>
                       </m:e>
                     </m:d>
+                    <m:r>
+                      <m:t>​</m:t>
+                    </m:r>
                   </m:num>
                   <m:den>
                     <m:r>
                       <m:rPr>
-                        <m:nor/>
                         <m:sty m:val="p"/>
                       </m:rPr>
                       <m:t>E</m:t>
+                    </m:r>
+                    <m:r>
+                      <m:t>​</m:t>
                     </m:r>
                     <m:d>
                       <m:dPr>
@@ -13342,6 +13780,9 @@
                         </m:r>
                       </m:e>
                     </m:d>
+                    <m:r>
+                      <m:t>​</m:t>
+                    </m:r>
                   </m:den>
                 </m:f>
                 <m:r>
@@ -13352,10 +13793,12 @@
                 </m:r>
                 <m:r>
                   <m:rPr>
-                    <m:nor/>
                     <m:sty m:val="p"/>
                   </m:rPr>
                   <m:t>exp</m:t>
+                </m:r>
+                <m:r>
+                  <m:t>​</m:t>
                 </m:r>
                 <m:d>
                   <m:dPr>
@@ -13400,6 +13843,9 @@
                     </m:r>
                   </m:e>
                 </m:d>
+                <m:r>
+                  <m:t>​</m:t>
+                </m:r>
                 <m:r>
                   <m:rPr>
                     <m:sty m:val="p"/>
@@ -13421,10 +13867,12 @@
                 </m:r>
                 <m:r>
                   <m:rPr>
-                    <m:nor/>
                     <m:sty m:val="p"/>
                   </m:rPr>
                   <m:t>E</m:t>
+                </m:r>
+                <m:r>
+                  <m:t>​</m:t>
                 </m:r>
                 <m:d>
                   <m:dPr>
@@ -13458,6 +13906,9 @@
                   </m:e>
                 </m:d>
                 <m:r>
+                  <m:t>​</m:t>
+                </m:r>
+                <m:r>
                   <m:rPr>
                     <m:sty m:val="p"/>
                   </m:rPr>
@@ -13465,10 +13916,12 @@
                 </m:r>
                 <m:r>
                   <m:rPr>
-                    <m:nor/>
                     <m:sty m:val="p"/>
                   </m:rPr>
                   <m:t>E</m:t>
+                </m:r>
+                <m:r>
+                  <m:t>​</m:t>
                 </m:r>
                 <m:d>
                   <m:dPr>
@@ -13520,11 +13973,16 @@
                   </m:e>
                 </m:d>
                 <m:r>
+                  <m:t>​</m:t>
+                </m:r>
+                <m:r>
                   <m:rPr>
-                    <m:nor/>
                     <m:sty m:val="p"/>
                   </m:rPr>
                   <m:t>exp</m:t>
+                </m:r>
+                <m:r>
+                  <m:t>​</m:t>
                 </m:r>
                 <m:d>
                   <m:dPr>
@@ -13584,6 +14042,9 @@
                     </m:r>
                   </m:e>
                 </m:d>
+                <m:r>
+                  <m:t>​</m:t>
+                </m:r>
                 <m:r>
                   <m:rPr>
                     <m:sty m:val="p"/>
@@ -13658,10 +14119,12 @@
             <m:oMath>
               <m:r>
                 <m:rPr>
-                  <m:nor/>
                   <m:sty m:val="p"/>
                 </m:rPr>
                 <m:t>exp</m:t>
+              </m:r>
+              <m:r>
+                <m:t>​</m:t>
               </m:r>
               <m:d>
                 <m:dPr>
@@ -13685,6 +14148,9 @@
                   </m:sSub>
                 </m:e>
               </m:d>
+              <m:r>
+                <m:t>​</m:t>
+              </m:r>
             </m:oMath>
             <w:r>
               <w:t xml:space="preserve"> </w:t>
@@ -13704,10 +14170,12 @@
               <m:oMath>
                 <m:r>
                   <m:rPr>
-                    <m:nor/>
                     <m:sty m:val="p"/>
                   </m:rPr>
                   <m:t>E</m:t>
+                </m:r>
+                <m:r>
+                  <m:t>​</m:t>
                 </m:r>
                 <m:d>
                   <m:dPr>
@@ -13741,6 +14209,9 @@
                   </m:e>
                 </m:d>
                 <m:r>
+                  <m:t>​</m:t>
+                </m:r>
+                <m:r>
                   <m:rPr>
                     <m:sty m:val="p"/>
                   </m:rPr>
@@ -13748,10 +14219,12 @@
                 </m:r>
                 <m:r>
                   <m:rPr>
-                    <m:nor/>
                     <m:sty m:val="p"/>
                   </m:rPr>
                   <m:t>E</m:t>
+                </m:r>
+                <m:r>
+                  <m:t>​</m:t>
                 </m:r>
                 <m:d>
                   <m:dPr>
@@ -13785,6 +14258,9 @@
                   </m:e>
                 </m:d>
                 <m:r>
+                  <m:t>​</m:t>
+                </m:r>
+                <m:r>
                   <m:rPr>
                     <m:sty m:val="p"/>
                   </m:rPr>
@@ -13792,10 +14268,12 @@
                 </m:r>
                 <m:r>
                   <m:rPr>
-                    <m:nor/>
                     <m:sty m:val="p"/>
                   </m:rPr>
                   <m:t>E</m:t>
+                </m:r>
+                <m:r>
+                  <m:t>​</m:t>
                 </m:r>
                 <m:d>
                   <m:dPr>
@@ -13828,6 +14306,9 @@
                     </m:r>
                   </m:e>
                 </m:d>
+                <m:r>
+                  <m:t>​</m:t>
+                </m:r>
                 <m:r>
                   <m:rPr>
                     <m:sty m:val="p"/>
@@ -13845,10 +14326,12 @@
                 </m:r>
                 <m:r>
                   <m:rPr>
-                    <m:nor/>
                     <m:sty m:val="p"/>
                   </m:rPr>
                   <m:t>E</m:t>
+                </m:r>
+                <m:r>
+                  <m:t>​</m:t>
                 </m:r>
                 <m:d>
                   <m:dPr>
@@ -13864,10 +14347,16 @@
                   </m:e>
                 </m:d>
                 <m:r>
+                  <m:t>​</m:t>
+                </m:r>
+                <m:r>
                   <m:rPr>
                     <m:sty m:val="p"/>
                   </m:rPr>
                   <m:t>)</m:t>
+                </m:r>
+                <m:r>
+                  <m:t>​</m:t>
                 </m:r>
                 <m:d>
                   <m:dPr>
@@ -13879,10 +14368,12 @@
                   <m:e>
                     <m:r>
                       <m:rPr>
-                        <m:nor/>
                         <m:sty m:val="p"/>
                       </m:rPr>
                       <m:t>exp</m:t>
+                    </m:r>
+                    <m:r>
+                      <m:t>​</m:t>
                     </m:r>
                     <m:d>
                       <m:dPr>
@@ -13907,6 +14398,9 @@
                       </m:e>
                     </m:d>
                     <m:r>
+                      <m:t>​</m:t>
+                    </m:r>
+                    <m:r>
                       <m:rPr>
                         <m:sty m:val="p"/>
                       </m:rPr>
@@ -13917,6 +14411,9 @@
                     </m:r>
                   </m:e>
                 </m:d>
+                <m:r>
+                  <m:t>​</m:t>
+                </m:r>
                 <m:r>
                   <m:rPr>
                     <m:sty m:val="p"/>
@@ -13925,10 +14422,12 @@
                 </m:r>
                 <m:r>
                   <m:rPr>
-                    <m:nor/>
                     <m:sty m:val="p"/>
                   </m:rPr>
                   <m:t>E</m:t>
+                </m:r>
+                <m:r>
+                  <m:t>​</m:t>
                 </m:r>
                 <m:d>
                   <m:dPr>
@@ -13962,14 +14461,19 @@
                   </m:e>
                 </m:d>
                 <m:r>
+                  <m:t>​</m:t>
+                </m:r>
+                <m:r>
                   <m:t> </m:t>
                 </m:r>
                 <m:r>
                   <m:rPr>
-                    <m:nor/>
                     <m:sty m:val="p"/>
                   </m:rPr>
                   <m:t>E</m:t>
+                </m:r>
+                <m:r>
+                  <m:t>​</m:t>
                 </m:r>
                 <m:d>
                   <m:dPr>
@@ -13984,6 +14488,12 @@
                     </m:r>
                   </m:e>
                 </m:d>
+                <m:r>
+                  <m:t>​</m:t>
+                </m:r>
+                <m:r>
+                  <m:t>​</m:t>
+                </m:r>
                 <m:d>
                   <m:dPr>
                     <m:begChr m:val="["/>
@@ -14003,10 +14513,12 @@
                     </m:r>
                     <m:r>
                       <m:rPr>
-                        <m:nor/>
                         <m:sty m:val="p"/>
                       </m:rPr>
                       <m:t>exp</m:t>
+                    </m:r>
+                    <m:r>
+                      <m:t>​</m:t>
                     </m:r>
                     <m:d>
                       <m:dPr>
@@ -14036,8 +14548,14 @@
                         </m:sSub>
                       </m:e>
                     </m:d>
+                    <m:r>
+                      <m:t>​</m:t>
+                    </m:r>
                   </m:e>
                 </m:d>
+                <m:r>
+                  <m:t>​</m:t>
+                </m:r>
                 <m:r>
                   <m:rPr>
                     <m:sty m:val="p"/>
@@ -14387,10 +14905,12 @@
               <m:oMath>
                 <m:r>
                   <m:rPr>
-                    <m:nor/>
                     <m:sty m:val="p"/>
                   </m:rPr>
                   <m:t>E</m:t>
+                </m:r>
+                <m:r>
+                  <m:t>​</m:t>
                 </m:r>
                 <m:d>
                   <m:dPr>
@@ -14459,6 +14979,9 @@
                     </m:r>
                   </m:e>
                 </m:d>
+                <m:r>
+                  <m:t>​</m:t>
+                </m:r>
                 <m:r>
                   <m:rPr>
                     <m:sty m:val="p"/>
@@ -14679,10 +15202,12 @@
             <m:oMath>
               <m:r>
                 <m:rPr>
-                  <m:nor/>
                   <m:sty m:val="p"/>
                 </m:rPr>
                 <m:t>E</m:t>
+              </m:r>
+              <m:r>
+                <m:t>​</m:t>
               </m:r>
               <m:d>
                 <m:dPr>
@@ -14743,6 +15268,9 @@
                 </m:e>
               </m:d>
               <m:r>
+                <m:t>​</m:t>
+              </m:r>
+              <m:r>
                 <m:rPr>
                   <m:sty m:val="p"/>
                 </m:rPr>
@@ -14750,10 +15278,12 @@
               </m:r>
               <m:r>
                 <m:rPr>
-                  <m:nor/>
                   <m:sty m:val="p"/>
                 </m:rPr>
                 <m:t>E</m:t>
+              </m:r>
+              <m:r>
+                <m:t>​</m:t>
               </m:r>
               <m:d>
                 <m:dPr>
@@ -14813,6 +15343,9 @@
                   </m:r>
                 </m:e>
               </m:d>
+              <m:r>
+                <m:t>​</m:t>
+              </m:r>
             </m:oMath>
             <w:r>
               <w:t xml:space="preserve">.</w:t>
@@ -14829,10 +15362,12 @@
             <m:oMath>
               <m:r>
                 <m:rPr>
-                  <m:nor/>
                   <m:sty m:val="p"/>
                 </m:rPr>
                 <m:t>E</m:t>
+              </m:r>
+              <m:r>
+                <m:t>​</m:t>
               </m:r>
               <m:d>
                 <m:dPr>
@@ -14875,6 +15410,9 @@
                 </m:e>
               </m:d>
               <m:r>
+                <m:t>​</m:t>
+              </m:r>
+              <m:r>
                 <m:rPr>
                   <m:sty m:val="p"/>
                 </m:rPr>
@@ -14882,10 +15420,12 @@
               </m:r>
               <m:r>
                 <m:rPr>
-                  <m:nor/>
                   <m:sty m:val="p"/>
                 </m:rPr>
                 <m:t>E</m:t>
+              </m:r>
+              <m:r>
+                <m:t>​</m:t>
               </m:r>
               <m:d>
                 <m:dPr>
@@ -14946,11 +15486,16 @@
                 </m:e>
               </m:d>
               <m:r>
+                <m:t>​</m:t>
+              </m:r>
+              <m:r>
                 <m:rPr>
-                  <m:nor/>
                   <m:sty m:val="p"/>
                 </m:rPr>
                 <m:t>exp</m:t>
+              </m:r>
+              <m:r>
+                <m:t>​</m:t>
               </m:r>
               <m:d>
                 <m:dPr>
@@ -15007,6 +15552,9 @@
                   </m:r>
                 </m:e>
               </m:d>
+              <m:r>
+                <m:t>​</m:t>
+              </m:r>
             </m:oMath>
             <w:r>
               <w:t xml:space="preserve"> </w:t>
@@ -15908,10 +16456,12 @@
               <m:oMath>
                 <m:r>
                   <m:rPr>
-                    <m:nor/>
                     <m:sty m:val="p"/>
                   </m:rPr>
                   <m:t>E</m:t>
+                </m:r>
+                <m:r>
+                  <m:t>​</m:t>
                 </m:r>
                 <m:d>
                   <m:dPr>
@@ -16043,6 +16593,9 @@
                     </m:r>
                   </m:e>
                 </m:d>
+                <m:r>
+                  <m:t>​</m:t>
+                </m:r>
                 <m:r>
                   <m:rPr>
                     <m:sty m:val="p"/>
@@ -16348,10 +16901,12 @@
               <m:oMath>
                 <m:r>
                   <m:rPr>
-                    <m:nor/>
                     <m:sty m:val="p"/>
                   </m:rPr>
                   <m:t>E</m:t>
+                </m:r>
+                <m:r>
+                  <m:t>​</m:t>
                 </m:r>
                 <m:d>
                   <m:dPr>
@@ -16411,6 +16966,9 @@
                     </m:sSup>
                   </m:e>
                 </m:d>
+                <m:r>
+                  <m:t>​</m:t>
+                </m:r>
                 <m:r>
                   <m:rPr>
                     <m:sty m:val="p"/>
@@ -16491,13 +17049,15 @@
                   <m:e>
                     <m:r>
                       <m:rPr>
-                        <m:nor/>
                         <m:sty m:val="p"/>
                       </m:rPr>
                       <m:t>E</m:t>
                     </m:r>
                   </m:e>
                 </m:nary>
+                <m:r>
+                  <m:t>​</m:t>
+                </m:r>
                 <m:d>
                   <m:dPr>
                     <m:begChr m:val="["/>
@@ -16565,6 +17125,9 @@
                     </m:r>
                   </m:e>
                 </m:d>
+                <m:r>
+                  <m:t>​</m:t>
+                </m:r>
                 <m:r>
                   <m:t> </m:t>
                 </m:r>
@@ -16665,10 +17228,12 @@
             <m:oMath>
               <m:r>
                 <m:rPr>
-                  <m:nor/>
                   <m:sty m:val="p"/>
                 </m:rPr>
                 <m:t>E</m:t>
+              </m:r>
+              <m:r>
+                <m:t>​</m:t>
               </m:r>
               <m:d>
                 <m:dPr>
@@ -16741,6 +17306,9 @@
                 </m:e>
               </m:d>
               <m:r>
+                <m:t>​</m:t>
+              </m:r>
+              <m:r>
                 <m:rPr>
                   <m:sty m:val="p"/>
                 </m:rPr>
@@ -16748,10 +17316,12 @@
               </m:r>
               <m:r>
                 <m:rPr>
-                  <m:nor/>
                   <m:sty m:val="p"/>
                 </m:rPr>
                 <m:t>E</m:t>
+              </m:r>
+              <m:r>
+                <m:t>​</m:t>
               </m:r>
               <m:d>
                 <m:dPr>
@@ -16824,6 +17394,9 @@
                 </m:e>
               </m:d>
               <m:r>
+                <m:t>​</m:t>
+              </m:r>
+              <m:r>
                 <m:rPr>
                   <m:sty m:val="p"/>
                 </m:rPr>
@@ -16900,10 +17473,12 @@
             <m:oMath>
               <m:r>
                 <m:rPr>
-                  <m:nor/>
                   <m:sty m:val="p"/>
                 </m:rPr>
                 <m:t>E</m:t>
+              </m:r>
+              <m:r>
+                <m:t>​</m:t>
               </m:r>
               <m:d>
                 <m:dPr>
@@ -16964,6 +17539,9 @@
                 </m:e>
               </m:d>
               <m:r>
+                <m:t>​</m:t>
+              </m:r>
+              <m:r>
                 <m:rPr>
                   <m:sty m:val="p"/>
                 </m:rPr>
@@ -16971,10 +17549,12 @@
               </m:r>
               <m:r>
                 <m:rPr>
-                  <m:nor/>
                   <m:sty m:val="p"/>
                 </m:rPr>
                 <m:t>E</m:t>
+              </m:r>
+              <m:r>
+                <m:t>​</m:t>
               </m:r>
               <m:d>
                 <m:dPr>
@@ -17044,6 +17624,9 @@
                 </m:e>
               </m:d>
               <m:r>
+                <m:t>​</m:t>
+              </m:r>
+              <m:r>
                 <m:t> </m:t>
               </m:r>
               <m:r>
@@ -17128,10 +17711,12 @@
             <m:oMath>
               <m:r>
                 <m:rPr>
-                  <m:nor/>
                   <m:sty m:val="p"/>
                 </m:rPr>
                 <m:t>E</m:t>
+              </m:r>
+              <m:r>
+                <m:t>​</m:t>
               </m:r>
               <m:d>
                 <m:dPr>
@@ -17201,6 +17786,9 @@
                 </m:e>
               </m:d>
               <m:r>
+                <m:t>​</m:t>
+              </m:r>
+              <m:r>
                 <m:rPr>
                   <m:sty m:val="p"/>
                 </m:rPr>
@@ -17208,10 +17796,12 @@
               </m:r>
               <m:r>
                 <m:rPr>
-                  <m:nor/>
                   <m:sty m:val="p"/>
                 </m:rPr>
                 <m:t>E</m:t>
+              </m:r>
+              <m:r>
+                <m:t>​</m:t>
               </m:r>
               <m:d>
                 <m:dPr>
@@ -17280,6 +17870,9 @@
                   </m:r>
                 </m:e>
               </m:d>
+              <m:r>
+                <m:t>​</m:t>
+              </m:r>
             </m:oMath>
             <w:r>
               <w:t xml:space="preserve">, and</w:t>
@@ -17296,10 +17889,12 @@
               <m:oMath>
                 <m:r>
                   <m:rPr>
-                    <m:nor/>
                     <m:sty m:val="p"/>
                   </m:rPr>
                   <m:t>E</m:t>
+                </m:r>
+                <m:r>
+                  <m:t>​</m:t>
                 </m:r>
                 <m:d>
                   <m:dPr>
@@ -17369,6 +17964,9 @@
                   </m:e>
                 </m:d>
                 <m:r>
+                  <m:t>​</m:t>
+                </m:r>
+                <m:r>
                   <m:rPr>
                     <m:sty m:val="p"/>
                   </m:rPr>
@@ -17381,10 +17979,12 @@
                   <m:num>
                     <m:r>
                       <m:rPr>
-                        <m:nor/>
                         <m:sty m:val="p"/>
                       </m:rPr>
                       <m:t>E</m:t>
+                    </m:r>
+                    <m:r>
+                      <m:t>​</m:t>
                     </m:r>
                     <m:d>
                       <m:dPr>
@@ -17444,6 +18044,9 @@
                         </m:sSup>
                       </m:e>
                     </m:d>
+                    <m:r>
+                      <m:t>​</m:t>
+                    </m:r>
                   </m:num>
                   <m:den>
                     <m:r>
@@ -17634,10 +18237,12 @@
             <m:oMath>
               <m:r>
                 <m:rPr>
-                  <m:nor/>
                   <m:sty m:val="p"/>
                 </m:rPr>
                 <m:t>E</m:t>
+              </m:r>
+              <m:r>
+                <m:t>​</m:t>
               </m:r>
               <m:d>
                 <m:dPr>
@@ -17671,6 +18276,9 @@
                 </m:e>
               </m:d>
               <m:r>
+                <m:t>​</m:t>
+              </m:r>
+              <m:r>
                 <m:rPr>
                   <m:sty m:val="p"/>
                 </m:rPr>
@@ -17678,10 +18286,12 @@
               </m:r>
               <m:r>
                 <m:rPr>
-                  <m:nor/>
                   <m:sty m:val="p"/>
                 </m:rPr>
                 <m:t>E</m:t>
+              </m:r>
+              <m:r>
+                <m:t>​</m:t>
               </m:r>
               <m:d>
                 <m:dPr>
@@ -17714,6 +18324,9 @@
                   </m:r>
                 </m:e>
               </m:d>
+              <m:r>
+                <m:t>​</m:t>
+              </m:r>
             </m:oMath>
             <w:r>
               <w:t xml:space="preserve">.</w:t>
@@ -18192,6 +18805,9 @@
                       </m:rPr>
                       <m:t>−</m:t>
                     </m:r>
+                    <m:r>
+                      <m:t>​</m:t>
+                    </m:r>
                     <m:d>
                       <m:dPr>
                         <m:begChr m:val="("/>
@@ -18259,6 +18875,9 @@
                         </m:r>
                       </m:e>
                     </m:d>
+                    <m:r>
+                      <m:t>​</m:t>
+                    </m:r>
                   </m:e>
                   <m:e>
                     <m:r>
@@ -20895,10 +21514,12 @@
             <m:oMath>
               <m:r>
                 <m:rPr>
-                  <m:nor/>
                   <m:sty m:val="p"/>
                 </m:rPr>
                 <m:t>E</m:t>
+              </m:r>
+              <m:r>
+                <m:t>​</m:t>
               </m:r>
               <m:d>
                 <m:dPr>
@@ -20940,6 +21561,9 @@
                   </m:r>
                 </m:e>
               </m:d>
+              <m:r>
+                <m:t>​</m:t>
+              </m:r>
             </m:oMath>
             <w:r>
               <w:t xml:space="preserve"> </w:t>
@@ -20953,10 +21577,12 @@
             <m:oMath>
               <m:r>
                 <m:rPr>
-                  <m:nor/>
                   <m:sty m:val="p"/>
                 </m:rPr>
                 <m:t>E</m:t>
+              </m:r>
+              <m:r>
+                <m:t>​</m:t>
               </m:r>
               <m:d>
                 <m:dPr>
@@ -20998,6 +21624,9 @@
                   </m:r>
                 </m:e>
               </m:d>
+              <m:r>
+                <m:t>​</m:t>
+              </m:r>
             </m:oMath>
             <w:r>
               <w:t xml:space="preserve"> </w:t>
@@ -21037,10 +21666,12 @@
             <m:oMath>
               <m:r>
                 <m:rPr>
-                  <m:nor/>
                   <m:sty m:val="p"/>
                 </m:rPr>
                 <m:t>E</m:t>
+              </m:r>
+              <m:r>
+                <m:t>​</m:t>
               </m:r>
               <m:d>
                 <m:dPr>
@@ -21064,6 +21695,9 @@
                   </m:r>
                 </m:e>
               </m:d>
+              <m:r>
+                <m:t>​</m:t>
+              </m:r>
             </m:oMath>
             <w:r>
               <w:t xml:space="preserve"> </w:t>
@@ -21423,10 +22057,12 @@
           <m:num>
             <m:r>
               <m:rPr>
-                <m:nor/>
                 <m:sty m:val="p"/>
               </m:rPr>
               <m:t>E</m:t>
+            </m:r>
+            <m:r>
+              <m:t>​</m:t>
             </m:r>
             <m:d>
               <m:dPr>
@@ -21460,6 +22096,9 @@
               </m:e>
             </m:d>
             <m:r>
+              <m:t>​</m:t>
+            </m:r>
+            <m:r>
               <m:rPr>
                 <m:sty m:val="p"/>
               </m:rPr>
@@ -21467,10 +22106,12 @@
             </m:r>
             <m:r>
               <m:rPr>
-                <m:nor/>
                 <m:sty m:val="p"/>
               </m:rPr>
               <m:t>E</m:t>
+            </m:r>
+            <m:r>
+              <m:t>​</m:t>
             </m:r>
             <m:d>
               <m:dPr>
@@ -21503,14 +22144,19 @@
                 </m:r>
               </m:e>
             </m:d>
+            <m:r>
+              <m:t>​</m:t>
+            </m:r>
           </m:num>
           <m:den>
             <m:r>
               <m:rPr>
-                <m:nor/>
                 <m:sty m:val="p"/>
               </m:rPr>
               <m:t>E</m:t>
+            </m:r>
+            <m:r>
+              <m:t>​</m:t>
             </m:r>
             <m:d>
               <m:dPr>
@@ -21544,6 +22190,9 @@
               </m:e>
             </m:d>
             <m:r>
+              <m:t>​</m:t>
+            </m:r>
+            <m:r>
               <m:rPr>
                 <m:sty m:val="p"/>
               </m:rPr>
@@ -21551,10 +22200,12 @@
             </m:r>
             <m:r>
               <m:rPr>
-                <m:nor/>
                 <m:sty m:val="p"/>
               </m:rPr>
               <m:t>E</m:t>
+            </m:r>
+            <m:r>
+              <m:t>​</m:t>
             </m:r>
             <m:d>
               <m:dPr>
@@ -21587,6 +22238,9 @@
                 </m:r>
               </m:e>
             </m:d>
+            <m:r>
+              <m:t>​</m:t>
+            </m:r>
           </m:den>
         </m:f>
       </m:oMath>

--- a/chapters/16-instrumental-variable-estimation.docx
+++ b/chapters/16-instrumental-variable-estimation.docx
@@ -1216,6 +1216,7 @@
             <m:oMath>
               <m:r>
                 <m:rPr>
+                  <m:scr m:val="double-struck"/>
                   <m:sty m:val="p"/>
                 </m:rPr>
                 <m:t>E</m:t>
@@ -1265,6 +1266,7 @@
               </m:r>
               <m:r>
                 <m:rPr>
+                  <m:scr m:val="double-struck"/>
                   <m:sty m:val="p"/>
                 </m:rPr>
                 <m:t>E</m:t>
@@ -3668,6 +3670,7 @@
       <m:oMath>
         <m:r>
           <m:rPr>
+            <m:scr m:val="double-struck"/>
             <m:sty m:val="p"/>
           </m:rPr>
           <m:t>E</m:t>
@@ -3717,6 +3720,7 @@
         </m:r>
         <m:r>
           <m:rPr>
+            <m:scr m:val="double-struck"/>
             <m:sty m:val="p"/>
           </m:rPr>
           <m:t>E</m:t>
@@ -3792,6 +3796,7 @@
             <m:num>
               <m:r>
                 <m:rPr>
+                  <m:scr m:val="double-struck"/>
                   <m:sty m:val="p"/>
                 </m:rPr>
                 <m:t>E</m:t>
@@ -3841,6 +3846,7 @@
               </m:r>
               <m:r>
                 <m:rPr>
+                  <m:scr m:val="double-struck"/>
                   <m:sty m:val="p"/>
                 </m:rPr>
                 <m:t>E</m:t>
@@ -3886,6 +3892,7 @@
             <m:den>
               <m:r>
                 <m:rPr>
+                  <m:scr m:val="double-struck"/>
                   <m:sty m:val="p"/>
                 </m:rPr>
                 <m:t>E</m:t>
@@ -3935,6 +3942,7 @@
               </m:r>
               <m:r>
                 <m:rPr>
+                  <m:scr m:val="double-struck"/>
                   <m:sty m:val="p"/>
                 </m:rPr>
                 <m:t>E</m:t>
@@ -4000,6 +4008,7 @@
       <m:oMath>
         <m:r>
           <m:rPr>
+            <m:scr m:val="double-struck"/>
             <m:sty m:val="p"/>
           </m:rPr>
           <m:t>E</m:t>
@@ -4956,6 +4965,7 @@
       <m:oMath>
         <m:r>
           <m:rPr>
+            <m:scr m:val="double-struck"/>
             <m:sty m:val="p"/>
           </m:rPr>
           <m:t>E</m:t>
@@ -5040,6 +5050,7 @@
       <m:oMath>
         <m:r>
           <m:rPr>
+            <m:scr m:val="double-struck"/>
             <m:sty m:val="p"/>
           </m:rPr>
           <m:t>E</m:t>
@@ -5155,6 +5166,7 @@
       <m:oMath>
         <m:r>
           <m:rPr>
+            <m:scr m:val="double-struck"/>
             <m:sty m:val="p"/>
           </m:rPr>
           <m:t>E</m:t>
@@ -5293,6 +5305,7 @@
       <m:oMath>
         <m:r>
           <m:rPr>
+            <m:scr m:val="double-struck"/>
             <m:sty m:val="p"/>
           </m:rPr>
           <m:t>E</m:t>
@@ -5769,6 +5782,7 @@
       <m:oMath>
         <m:r>
           <m:rPr>
+            <m:scr m:val="double-struck"/>
             <m:sty m:val="p"/>
           </m:rPr>
           <m:t>E</m:t>
@@ -5881,6 +5895,7 @@
         </m:r>
         <m:r>
           <m:rPr>
+            <m:scr m:val="double-struck"/>
             <m:sty m:val="p"/>
           </m:rPr>
           <m:t>E</m:t>
@@ -6058,6 +6073,7 @@
       <m:oMath>
         <m:r>
           <m:rPr>
+            <m:scr m:val="double-struck"/>
             <m:sty m:val="p"/>
           </m:rPr>
           <m:t>E</m:t>
@@ -6116,6 +6132,7 @@
         </m:r>
         <m:r>
           <m:rPr>
+            <m:scr m:val="double-struck"/>
             <m:sty m:val="p"/>
           </m:rPr>
           <m:t>E</m:t>
@@ -6174,6 +6191,7 @@
         </m:r>
         <m:r>
           <m:rPr>
+            <m:scr m:val="double-struck"/>
             <m:sty m:val="p"/>
           </m:rPr>
           <m:t>E</m:t>
@@ -6223,6 +6241,7 @@
         </m:r>
         <m:r>
           <m:rPr>
+            <m:scr m:val="double-struck"/>
             <m:sty m:val="p"/>
           </m:rPr>
           <m:t>E</m:t>
@@ -6343,6 +6362,7 @@
       <m:oMath>
         <m:r>
           <m:rPr>
+            <m:scr m:val="double-struck"/>
             <m:sty m:val="p"/>
           </m:rPr>
           <m:t>E</m:t>
@@ -6401,6 +6421,7 @@
         </m:r>
         <m:r>
           <m:rPr>
+            <m:scr m:val="double-struck"/>
             <m:sty m:val="p"/>
           </m:rPr>
           <m:t>E</m:t>
@@ -6459,6 +6480,7 @@
         </m:r>
         <m:r>
           <m:rPr>
+            <m:scr m:val="double-struck"/>
             <m:sty m:val="p"/>
           </m:rPr>
           <m:t>E</m:t>
@@ -6508,6 +6530,7 @@
         </m:r>
         <m:r>
           <m:rPr>
+            <m:scr m:val="double-struck"/>
             <m:sty m:val="p"/>
           </m:rPr>
           <m:t>E</m:t>
@@ -6904,6 +6927,7 @@
           </m:limUpp>
           <m:r>
             <m:rPr>
+              <m:scr m:val="double-struck"/>
               <m:sty m:val="p"/>
             </m:rPr>
             <m:t>E</m:t>
@@ -7029,6 +7053,7 @@
           </m:limUpp>
           <m:r>
             <m:rPr>
+              <m:scr m:val="double-struck"/>
               <m:sty m:val="p"/>
             </m:rPr>
             <m:t>E</m:t>
@@ -7087,6 +7112,7 @@
           </m:r>
           <m:r>
             <m:rPr>
+              <m:scr m:val="double-struck"/>
               <m:sty m:val="p"/>
             </m:rPr>
             <m:t>E</m:t>
@@ -7291,6 +7317,7 @@
               <m:oMath>
                 <m:r>
                   <m:rPr>
+                    <m:scr m:val="double-struck"/>
                     <m:sty m:val="p"/>
                   </m:rPr>
                   <m:t>E</m:t>
@@ -7372,6 +7399,7 @@
                   <m:num>
                     <m:r>
                       <m:rPr>
+                        <m:scr m:val="double-struck"/>
                         <m:sty m:val="p"/>
                       </m:rPr>
                       <m:t>E</m:t>
@@ -7421,6 +7449,7 @@
                     </m:r>
                     <m:r>
                       <m:rPr>
+                        <m:scr m:val="double-struck"/>
                         <m:sty m:val="p"/>
                       </m:rPr>
                       <m:t>E</m:t>
@@ -7466,6 +7495,7 @@
                   <m:den>
                     <m:r>
                       <m:rPr>
+                        <m:scr m:val="double-struck"/>
                         <m:sty m:val="p"/>
                       </m:rPr>
                       <m:t>E</m:t>
@@ -7515,6 +7545,7 @@
                     </m:r>
                     <m:r>
                       <m:rPr>
+                        <m:scr m:val="double-struck"/>
                         <m:sty m:val="p"/>
                       </m:rPr>
                       <m:t>E</m:t>
@@ -7885,6 +7916,7 @@
             <m:oMath>
               <m:r>
                 <m:rPr>
+                  <m:scr m:val="double-struck"/>
                   <m:sty m:val="p"/>
                 </m:rPr>
                 <m:t>E</m:t>
@@ -8045,6 +8077,7 @@
                   <m:e>
                     <m:r>
                       <m:rPr>
+                        <m:scr m:val="double-struck"/>
                         <m:sty m:val="p"/>
                       </m:rPr>
                       <m:t>E</m:t>
@@ -8115,12 +8148,273 @@
                       <m:e>
                         <m:r>
                           <m:rPr>
+                            <m:scr m:val="double-struck"/>
                             <m:sty m:val="p"/>
                           </m:rPr>
                           <m:t>E</m:t>
                         </m:r>
+                        <m:r>
+                          <m:t>​</m:t>
+                        </m:r>
+                        <m:d>
+                          <m:dPr>
+                            <m:begChr m:val="["/>
+                            <m:sepChr m:val=""/>
+                            <m:endChr m:val="]"/>
+                            <m:grow/>
+                          </m:dPr>
+                          <m:e>
+                            <m:r>
+                              <m:t>A</m:t>
+                            </m:r>
+                            <m:r>
+                              <m:rPr>
+                                <m:sty m:val="p"/>
+                              </m:rPr>
+                              <m:t>∣</m:t>
+                            </m:r>
+                            <m:r>
+                              <m:t>Z</m:t>
+                            </m:r>
+                            <m:r>
+                              <m:rPr>
+                                <m:sty m:val="p"/>
+                              </m:rPr>
+                              <m:t>=</m:t>
+                            </m:r>
+                            <m:r>
+                              <m:t>z</m:t>
+                            </m:r>
+                            <m:r>
+                              <m:rPr>
+                                <m:sty m:val="p"/>
+                              </m:rPr>
+                              <m:t>,</m:t>
+                            </m:r>
+                            <m:r>
+                              <m:t>U</m:t>
+                            </m:r>
+                            <m:r>
+                              <m:rPr>
+                                <m:sty m:val="p"/>
+                              </m:rPr>
+                              <m:t>=</m:t>
+                            </m:r>
+                            <m:r>
+                              <m:t>u</m:t>
+                            </m:r>
+                          </m:e>
+                        </m:d>
+                        <m:r>
+                          <m:t>​</m:t>
+                        </m:r>
                       </m:e>
                     </m:nary>
+                    <m:r>
+                      <m:t>f</m:t>
+                    </m:r>
+                    <m:r>
+                      <m:rPr>
+                        <m:sty m:val="p"/>
+                      </m:rPr>
+                      <m:t>(</m:t>
+                    </m:r>
+                    <m:r>
+                      <m:t>u</m:t>
+                    </m:r>
+                    <m:r>
+                      <m:rPr>
+                        <m:sty m:val="p"/>
+                      </m:rPr>
+                      <m:t>∣</m:t>
+                    </m:r>
+                    <m:r>
+                      <m:t>z</m:t>
+                    </m:r>
+                    <m:r>
+                      <m:rPr>
+                        <m:sty m:val="p"/>
+                      </m:rPr>
+                      <m:t>)</m:t>
+                    </m:r>
+                    <m:r>
+                      <m:t>&amp;</m:t>
+                    </m:r>
+                    <m:r>
+                      <m:t>&amp;</m:t>
+                    </m:r>
+                    <m:r>
+                      <m:rPr>
+                        <m:nor/>
+                        <m:sty m:val="p"/>
+                      </m:rPr>
+                      <m:t>(law of total expectation)</m:t>
+                    </m:r>
+                  </m:e>
+                  <m:e>
+                    <m:r>
+                      <m:t>&amp;</m:t>
+                    </m:r>
+                    <m:r>
+                      <m:rPr>
+                        <m:sty m:val="p"/>
+                      </m:rPr>
+                      <m:t>=</m:t>
+                    </m:r>
+                    <m:nary>
+                      <m:naryPr>
+                        <m:chr m:val="∑"/>
+                        <m:limLoc m:val="undOvr"/>
+                        <m:subHide m:val="off"/>
+                        <m:supHide m:val="on"/>
+                      </m:naryPr>
+                      <m:sub>
+                        <m:r>
+                          <m:t>u</m:t>
+                        </m:r>
+                      </m:sub>
+                      <m:sup>
+                        <m:r>
+                          <m:t>​</m:t>
+                        </m:r>
+                      </m:sup>
+                      <m:e>
+                        <m:r>
+                          <m:rPr>
+                            <m:scr m:val="double-struck"/>
+                            <m:sty m:val="p"/>
+                          </m:rPr>
+                          <m:t>E</m:t>
+                        </m:r>
+                        <m:r>
+                          <m:t>​</m:t>
+                        </m:r>
+                        <m:d>
+                          <m:dPr>
+                            <m:begChr m:val="["/>
+                            <m:sepChr m:val=""/>
+                            <m:endChr m:val="]"/>
+                            <m:grow/>
+                          </m:dPr>
+                          <m:e>
+                            <m:r>
+                              <m:t>A</m:t>
+                            </m:r>
+                            <m:r>
+                              <m:rPr>
+                                <m:sty m:val="p"/>
+                              </m:rPr>
+                              <m:t>∣</m:t>
+                            </m:r>
+                            <m:r>
+                              <m:t>Z</m:t>
+                            </m:r>
+                            <m:r>
+                              <m:rPr>
+                                <m:sty m:val="p"/>
+                              </m:rPr>
+                              <m:t>=</m:t>
+                            </m:r>
+                            <m:r>
+                              <m:t>z</m:t>
+                            </m:r>
+                            <m:r>
+                              <m:rPr>
+                                <m:sty m:val="p"/>
+                              </m:rPr>
+                              <m:t>,</m:t>
+                            </m:r>
+                            <m:r>
+                              <m:t>U</m:t>
+                            </m:r>
+                            <m:r>
+                              <m:rPr>
+                                <m:sty m:val="p"/>
+                              </m:rPr>
+                              <m:t>=</m:t>
+                            </m:r>
+                            <m:r>
+                              <m:t>u</m:t>
+                            </m:r>
+                          </m:e>
+                        </m:d>
+                        <m:r>
+                          <m:t>​</m:t>
+                        </m:r>
+                      </m:e>
+                    </m:nary>
+                    <m:r>
+                      <m:t>f</m:t>
+                    </m:r>
+                    <m:r>
+                      <m:rPr>
+                        <m:sty m:val="p"/>
+                      </m:rPr>
+                      <m:t>(</m:t>
+                    </m:r>
+                    <m:r>
+                      <m:t>u</m:t>
+                    </m:r>
+                    <m:r>
+                      <m:rPr>
+                        <m:sty m:val="p"/>
+                      </m:rPr>
+                      <m:t>)</m:t>
+                    </m:r>
+                    <m:r>
+                      <m:t>&amp;</m:t>
+                    </m:r>
+                    <m:r>
+                      <m:t>&amp;</m:t>
+                    </m:r>
+                    <m:r>
+                      <m:rPr>
+                        <m:sty m:val="p"/>
+                      </m:rPr>
+                      <m:t>(</m:t>
+                    </m:r>
+                    <m:r>
+                      <m:t>U</m:t>
+                    </m:r>
+                    <m:r>
+                      <m:rPr>
+                        <m:sty m:val="p"/>
+                      </m:rPr>
+                      <m:t>⟂</m:t>
+                    </m:r>
+                    <m:r>
+                      <m:t>​</m:t>
+                    </m:r>
+                    <m:r>
+                      <m:t>​</m:t>
+                    </m:r>
+                    <m:r>
+                      <m:t>​</m:t>
+                    </m:r>
+                    <m:r>
+                      <m:rPr>
+                        <m:sty m:val="p"/>
+                      </m:rPr>
+                      <m:t>⟂</m:t>
+                    </m:r>
+                    <m:r>
+                      <m:t>Z</m:t>
+                    </m:r>
+                    <m:r>
+                      <m:rPr>
+                        <m:sty m:val="p"/>
+                      </m:rPr>
+                      <m:t>)</m:t>
+                    </m:r>
+                  </m:e>
+                  <m:e>
+                    <m:r>
+                      <m:rPr>
+                        <m:scr m:val="double-struck"/>
+                        <m:sty m:val="p"/>
+                      </m:rPr>
+                      <m:t>E</m:t>
+                    </m:r>
                     <m:r>
                       <m:t>​</m:t>
                     </m:r>
@@ -8151,16 +8445,48 @@
                           <m:t>=</m:t>
                         </m:r>
                         <m:r>
-                          <m:t>z</m:t>
+                          <m:t>1</m:t>
+                        </m:r>
+                      </m:e>
+                    </m:d>
+                    <m:r>
+                      <m:t>​</m:t>
+                    </m:r>
+                    <m:r>
+                      <m:rPr>
+                        <m:sty m:val="p"/>
+                      </m:rPr>
+                      <m:t>−</m:t>
+                    </m:r>
+                    <m:r>
+                      <m:rPr>
+                        <m:scr m:val="double-struck"/>
+                        <m:sty m:val="p"/>
+                      </m:rPr>
+                      <m:t>E</m:t>
+                    </m:r>
+                    <m:r>
+                      <m:t>​</m:t>
+                    </m:r>
+                    <m:d>
+                      <m:dPr>
+                        <m:begChr m:val="["/>
+                        <m:sepChr m:val=""/>
+                        <m:endChr m:val="]"/>
+                        <m:grow/>
+                      </m:dPr>
+                      <m:e>
+                        <m:r>
+                          <m:t>A</m:t>
                         </m:r>
                         <m:r>
                           <m:rPr>
                             <m:sty m:val="p"/>
                           </m:rPr>
-                          <m:t>,</m:t>
-                        </m:r>
-                        <m:r>
-                          <m:t>U</m:t>
+                          <m:t>∣</m:t>
+                        </m:r>
+                        <m:r>
+                          <m:t>Z</m:t>
                         </m:r>
                         <m:r>
                           <m:rPr>
@@ -8169,55 +8495,13 @@
                           <m:t>=</m:t>
                         </m:r>
                         <m:r>
-                          <m:t>u</m:t>
+                          <m:t>0</m:t>
                         </m:r>
                       </m:e>
                     </m:d>
                     <m:r>
                       <m:t>​</m:t>
                     </m:r>
-                    <m:r>
-                      <m:t>f</m:t>
-                    </m:r>
-                    <m:r>
-                      <m:rPr>
-                        <m:sty m:val="p"/>
-                      </m:rPr>
-                      <m:t>(</m:t>
-                    </m:r>
-                    <m:r>
-                      <m:t>u</m:t>
-                    </m:r>
-                    <m:r>
-                      <m:rPr>
-                        <m:sty m:val="p"/>
-                      </m:rPr>
-                      <m:t>∣</m:t>
-                    </m:r>
-                    <m:r>
-                      <m:t>z</m:t>
-                    </m:r>
-                    <m:r>
-                      <m:rPr>
-                        <m:sty m:val="p"/>
-                      </m:rPr>
-                      <m:t>)</m:t>
-                    </m:r>
-                    <m:r>
-                      <m:t>&amp;</m:t>
-                    </m:r>
-                    <m:r>
-                      <m:t>&amp;</m:t>
-                    </m:r>
-                    <m:r>
-                      <m:rPr>
-                        <m:nor/>
-                        <m:sty m:val="p"/>
-                      </m:rPr>
-                      <m:t>(law of total expectation)</m:t>
-                    </m:r>
-                  </m:e>
-                  <m:e>
                     <m:r>
                       <m:t>&amp;</m:t>
                     </m:r>
@@ -8246,71 +8530,10 @@
                       </m:sup>
                       <m:e>
                         <m:r>
-                          <m:rPr>
-                            <m:sty m:val="p"/>
-                          </m:rPr>
-                          <m:t>E</m:t>
+                          <m:t>t</m:t>
                         </m:r>
                       </m:e>
                     </m:nary>
-                    <m:r>
-                      <m:t>​</m:t>
-                    </m:r>
-                    <m:d>
-                      <m:dPr>
-                        <m:begChr m:val="["/>
-                        <m:sepChr m:val=""/>
-                        <m:endChr m:val="]"/>
-                        <m:grow/>
-                      </m:dPr>
-                      <m:e>
-                        <m:r>
-                          <m:t>A</m:t>
-                        </m:r>
-                        <m:r>
-                          <m:rPr>
-                            <m:sty m:val="p"/>
-                          </m:rPr>
-                          <m:t>∣</m:t>
-                        </m:r>
-                        <m:r>
-                          <m:t>Z</m:t>
-                        </m:r>
-                        <m:r>
-                          <m:rPr>
-                            <m:sty m:val="p"/>
-                          </m:rPr>
-                          <m:t>=</m:t>
-                        </m:r>
-                        <m:r>
-                          <m:t>z</m:t>
-                        </m:r>
-                        <m:r>
-                          <m:rPr>
-                            <m:sty m:val="p"/>
-                          </m:rPr>
-                          <m:t>,</m:t>
-                        </m:r>
-                        <m:r>
-                          <m:t>U</m:t>
-                        </m:r>
-                        <m:r>
-                          <m:rPr>
-                            <m:sty m:val="p"/>
-                          </m:rPr>
-                          <m:t>=</m:t>
-                        </m:r>
-                        <m:r>
-                          <m:t>u</m:t>
-                        </m:r>
-                      </m:e>
-                    </m:d>
-                    <m:r>
-                      <m:t>​</m:t>
-                    </m:r>
-                    <m:r>
-                      <m:t>f</m:t>
-                    </m:r>
                     <m:r>
                       <m:rPr>
                         <m:sty m:val="p"/>
@@ -8327,10 +8550,7 @@
                       <m:t>)</m:t>
                     </m:r>
                     <m:r>
-                      <m:t>&amp;</m:t>
-                    </m:r>
-                    <m:r>
-                      <m:t>&amp;</m:t>
+                      <m:t>f</m:t>
                     </m:r>
                     <m:r>
                       <m:rPr>
@@ -8339,31 +8559,7 @@
                       <m:t>(</m:t>
                     </m:r>
                     <m:r>
-                      <m:t>U</m:t>
-                    </m:r>
-                    <m:r>
-                      <m:rPr>
-                        <m:sty m:val="p"/>
-                      </m:rPr>
-                      <m:t>⟂</m:t>
-                    </m:r>
-                    <m:r>
-                      <m:t>​</m:t>
-                    </m:r>
-                    <m:r>
-                      <m:t>​</m:t>
-                    </m:r>
-                    <m:r>
-                      <m:t>​</m:t>
-                    </m:r>
-                    <m:r>
-                      <m:rPr>
-                        <m:sty m:val="p"/>
-                      </m:rPr>
-                      <m:t>⟂</m:t>
-                    </m:r>
-                    <m:r>
-                      <m:t>Z</m:t>
+                      <m:t>u</m:t>
                     </m:r>
                     <m:r>
                       <m:rPr>
@@ -8371,173 +8567,15 @@
                       </m:rPr>
                       <m:t>)</m:t>
                     </m:r>
-                  </m:e>
-                  <m:e>
-                    <m:r>
-                      <m:rPr>
-                        <m:sty m:val="p"/>
-                      </m:rPr>
-                      <m:t>E</m:t>
-                    </m:r>
-                    <m:r>
-                      <m:t>​</m:t>
-                    </m:r>
-                    <m:d>
-                      <m:dPr>
-                        <m:begChr m:val="["/>
-                        <m:sepChr m:val=""/>
-                        <m:endChr m:val="]"/>
-                        <m:grow/>
-                      </m:dPr>
-                      <m:e>
-                        <m:r>
-                          <m:t>A</m:t>
-                        </m:r>
-                        <m:r>
-                          <m:rPr>
-                            <m:sty m:val="p"/>
-                          </m:rPr>
-                          <m:t>∣</m:t>
-                        </m:r>
-                        <m:r>
-                          <m:t>Z</m:t>
-                        </m:r>
-                        <m:r>
-                          <m:rPr>
-                            <m:sty m:val="p"/>
-                          </m:rPr>
-                          <m:t>=</m:t>
-                        </m:r>
-                        <m:r>
-                          <m:t>1</m:t>
-                        </m:r>
-                      </m:e>
-                    </m:d>
-                    <m:r>
-                      <m:t>​</m:t>
-                    </m:r>
-                    <m:r>
-                      <m:rPr>
-                        <m:sty m:val="p"/>
-                      </m:rPr>
-                      <m:t>−</m:t>
-                    </m:r>
-                    <m:r>
-                      <m:rPr>
-                        <m:sty m:val="p"/>
-                      </m:rPr>
-                      <m:t>E</m:t>
-                    </m:r>
-                    <m:r>
-                      <m:t>​</m:t>
-                    </m:r>
-                    <m:d>
-                      <m:dPr>
-                        <m:begChr m:val="["/>
-                        <m:sepChr m:val=""/>
-                        <m:endChr m:val="]"/>
-                        <m:grow/>
-                      </m:dPr>
-                      <m:e>
-                        <m:r>
-                          <m:t>A</m:t>
-                        </m:r>
-                        <m:r>
-                          <m:rPr>
-                            <m:sty m:val="p"/>
-                          </m:rPr>
-                          <m:t>∣</m:t>
-                        </m:r>
-                        <m:r>
-                          <m:t>Z</m:t>
-                        </m:r>
-                        <m:r>
-                          <m:rPr>
-                            <m:sty m:val="p"/>
-                          </m:rPr>
-                          <m:t>=</m:t>
-                        </m:r>
-                        <m:r>
-                          <m:t>0</m:t>
-                        </m:r>
-                      </m:e>
-                    </m:d>
-                    <m:r>
-                      <m:t>​</m:t>
-                    </m:r>
-                    <m:r>
-                      <m:t>&amp;</m:t>
-                    </m:r>
                     <m:r>
                       <m:rPr>
                         <m:sty m:val="p"/>
                       </m:rPr>
                       <m:t>=</m:t>
                     </m:r>
-                    <m:nary>
-                      <m:naryPr>
-                        <m:chr m:val="∑"/>
-                        <m:limLoc m:val="undOvr"/>
-                        <m:subHide m:val="off"/>
-                        <m:supHide m:val="on"/>
-                      </m:naryPr>
-                      <m:sub>
-                        <m:r>
-                          <m:t>u</m:t>
-                        </m:r>
-                      </m:sub>
-                      <m:sup>
-                        <m:r>
-                          <m:t>​</m:t>
-                        </m:r>
-                      </m:sup>
-                      <m:e>
-                        <m:r>
-                          <m:t>t</m:t>
-                        </m:r>
-                      </m:e>
-                    </m:nary>
                     <m:r>
                       <m:rPr>
-                        <m:sty m:val="p"/>
-                      </m:rPr>
-                      <m:t>(</m:t>
-                    </m:r>
-                    <m:r>
-                      <m:t>u</m:t>
-                    </m:r>
-                    <m:r>
-                      <m:rPr>
-                        <m:sty m:val="p"/>
-                      </m:rPr>
-                      <m:t>)</m:t>
-                    </m:r>
-                    <m:r>
-                      <m:t>f</m:t>
-                    </m:r>
-                    <m:r>
-                      <m:rPr>
-                        <m:sty m:val="p"/>
-                      </m:rPr>
-                      <m:t>(</m:t>
-                    </m:r>
-                    <m:r>
-                      <m:t>u</m:t>
-                    </m:r>
-                    <m:r>
-                      <m:rPr>
-                        <m:sty m:val="p"/>
-                      </m:rPr>
-                      <m:t>)</m:t>
-                    </m:r>
-                    <m:r>
-                      <m:rPr>
-                        <m:sty m:val="p"/>
-                      </m:rPr>
-                      <m:t>=</m:t>
-                    </m:r>
-                    <m:r>
-                      <m:rPr>
+                        <m:scr m:val="double-struck"/>
                         <m:sty m:val="p"/>
                       </m:rPr>
                       <m:t>E</m:t>
@@ -8630,6 +8668,7 @@
             <m:oMath>
               <m:r>
                 <m:rPr>
+                  <m:scr m:val="double-struck"/>
                   <m:sty m:val="p"/>
                 </m:rPr>
                 <m:t>E</m:t>
@@ -8855,6 +8894,7 @@
                   <m:e>
                     <m:r>
                       <m:rPr>
+                        <m:scr m:val="double-struck"/>
                         <m:sty m:val="p"/>
                       </m:rPr>
                       <m:t>E</m:t>
@@ -9054,6 +9094,7 @@
                     </m:r>
                     <m:r>
                       <m:rPr>
+                        <m:scr m:val="double-struck"/>
                         <m:sty m:val="p"/>
                       </m:rPr>
                       <m:t>E</m:t>
@@ -9258,6 +9299,7 @@
                     </m:r>
                     <m:r>
                       <m:rPr>
+                        <m:scr m:val="double-struck"/>
                         <m:sty m:val="p"/>
                       </m:rPr>
                       <m:t>E</m:t>
@@ -9536,6 +9578,7 @@
                   <m:e>
                     <m:r>
                       <m:rPr>
+                        <m:scr m:val="double-struck"/>
                         <m:sty m:val="p"/>
                       </m:rPr>
                       <m:t>E</m:t>
@@ -9624,6 +9667,7 @@
                     </m:r>
                     <m:r>
                       <m:rPr>
+                        <m:scr m:val="double-struck"/>
                         <m:sty m:val="p"/>
                       </m:rPr>
                       <m:t>E</m:t>
@@ -9858,6 +9902,7 @@
               <m:oMath>
                 <m:r>
                   <m:rPr>
+                    <m:scr m:val="double-struck"/>
                     <m:sty m:val="p"/>
                   </m:rPr>
                   <m:t>E</m:t>
@@ -10028,6 +10073,7 @@
                     </m:r>
                     <m:r>
                       <m:rPr>
+                        <m:scr m:val="double-struck"/>
                         <m:sty m:val="p"/>
                       </m:rPr>
                       <m:t>E</m:t>
@@ -10138,6 +10184,7 @@
               <m:oMath>
                 <m:r>
                   <m:rPr>
+                    <m:scr m:val="double-struck"/>
                     <m:sty m:val="p"/>
                   </m:rPr>
                   <m:t>E</m:t>
@@ -10187,6 +10234,7 @@
                 </m:r>
                 <m:r>
                   <m:rPr>
+                    <m:scr m:val="double-struck"/>
                     <m:sty m:val="p"/>
                   </m:rPr>
                   <m:t>E</m:t>
@@ -10322,6 +10370,7 @@
                 </m:r>
                 <m:r>
                   <m:rPr>
+                    <m:scr m:val="double-struck"/>
                     <m:sty m:val="p"/>
                   </m:rPr>
                   <m:t>E</m:t>
@@ -10415,6 +10464,7 @@
                   <m:e>
                     <m:r>
                       <m:rPr>
+                        <m:scr m:val="double-struck"/>
                         <m:sty m:val="p"/>
                       </m:rPr>
                       <m:t>E</m:t>
@@ -10555,6 +10605,7 @@
                     </m:r>
                     <m:r>
                       <m:rPr>
+                        <m:scr m:val="double-struck"/>
                         <m:sty m:val="p"/>
                       </m:rPr>
                       <m:t>E</m:t>
@@ -10598,6 +10649,7 @@
                     </m:r>
                     <m:r>
                       <m:rPr>
+                        <m:scr m:val="double-struck"/>
                         <m:sty m:val="p"/>
                       </m:rPr>
                       <m:t>E</m:t>
@@ -10662,6 +10714,7 @@
                     </m:r>
                     <m:r>
                       <m:rPr>
+                        <m:scr m:val="double-struck"/>
                         <m:sty m:val="p"/>
                       </m:rPr>
                       <m:t>E</m:t>
@@ -10705,6 +10758,7 @@
                     </m:r>
                     <m:r>
                       <m:rPr>
+                        <m:scr m:val="double-struck"/>
                         <m:sty m:val="p"/>
                       </m:rPr>
                       <m:t>E</m:t>
@@ -10847,6 +10901,7 @@
                     </m:r>
                     <m:r>
                       <m:rPr>
+                        <m:scr m:val="double-struck"/>
                         <m:sty m:val="p"/>
                       </m:rPr>
                       <m:t>E</m:t>
@@ -10928,6 +10983,7 @@
                       <m:e>
                         <m:r>
                           <m:rPr>
+                            <m:scr m:val="double-struck"/>
                             <m:sty m:val="p"/>
                           </m:rPr>
                           <m:t>E</m:t>
@@ -10977,6 +11033,7 @@
                         </m:r>
                         <m:r>
                           <m:rPr>
+                            <m:scr m:val="double-struck"/>
                             <m:sty m:val="p"/>
                           </m:rPr>
                           <m:t>E</m:t>
@@ -11214,6 +11271,7 @@
               <m:oMath>
                 <m:r>
                   <m:rPr>
+                    <m:scr m:val="double-struck"/>
                     <m:sty m:val="p"/>
                   </m:rPr>
                   <m:t>E</m:t>
@@ -11369,6 +11427,7 @@
                 </m:r>
                 <m:r>
                   <m:rPr>
+                    <m:scr m:val="double-struck"/>
                     <m:sty m:val="p"/>
                   </m:rPr>
                   <m:t>E</m:t>
@@ -11797,6 +11856,7 @@
             <m:oMath>
               <m:r>
                 <m:rPr>
+                  <m:scr m:val="double-struck"/>
                   <m:sty m:val="p"/>
                 </m:rPr>
                 <m:t>E</m:t>
@@ -11864,6 +11924,7 @@
               </m:r>
               <m:r>
                 <m:rPr>
+                  <m:scr m:val="double-struck"/>
                   <m:sty m:val="p"/>
                 </m:rPr>
                 <m:t>E</m:t>
@@ -11939,6 +12000,7 @@
             <m:oMath>
               <m:r>
                 <m:rPr>
+                  <m:scr m:val="double-struck"/>
                   <m:sty m:val="p"/>
                 </m:rPr>
                 <m:t>E</m:t>
@@ -12006,6 +12068,7 @@
               </m:r>
               <m:r>
                 <m:rPr>
+                  <m:scr m:val="double-struck"/>
                   <m:sty m:val="p"/>
                 </m:rPr>
                 <m:t>E</m:t>
@@ -12148,6 +12211,7 @@
               <m:oMath>
                 <m:r>
                   <m:rPr>
+                    <m:scr m:val="double-struck"/>
                     <m:sty m:val="p"/>
                   </m:rPr>
                   <m:t>E</m:t>
@@ -12206,6 +12270,7 @@
                 </m:r>
                 <m:r>
                   <m:rPr>
+                    <m:scr m:val="double-struck"/>
                     <m:sty m:val="p"/>
                   </m:rPr>
                   <m:t>E</m:t>
@@ -12294,6 +12359,7 @@
                 </m:r>
                 <m:r>
                   <m:rPr>
+                    <m:scr m:val="double-struck"/>
                     <m:sty m:val="p"/>
                   </m:rPr>
                   <m:t>E</m:t>
@@ -12434,6 +12500,7 @@
                   <m:e>
                     <m:r>
                       <m:rPr>
+                        <m:scr m:val="double-struck"/>
                         <m:sty m:val="p"/>
                       </m:rPr>
                       <m:t>E</m:t>
@@ -12495,6 +12562,7 @@
                     </m:sSub>
                     <m:r>
                       <m:rPr>
+                        <m:scr m:val="double-struck"/>
                         <m:sty m:val="p"/>
                       </m:rPr>
                       <m:t>E</m:t>
@@ -12547,6 +12615,7 @@
                     </m:r>
                     <m:r>
                       <m:rPr>
+                        <m:scr m:val="double-struck"/>
                         <m:sty m:val="p"/>
                       </m:rPr>
                       <m:t>E</m:t>
@@ -12608,6 +12677,7 @@
                     </m:sSub>
                     <m:r>
                       <m:rPr>
+                        <m:scr m:val="double-struck"/>
                         <m:sty m:val="p"/>
                       </m:rPr>
                       <m:t>E</m:t>
@@ -12653,6 +12723,7 @@
                   <m:e>
                     <m:r>
                       <m:rPr>
+                        <m:scr m:val="double-struck"/>
                         <m:sty m:val="p"/>
                       </m:rPr>
                       <m:t>E</m:t>
@@ -12702,6 +12773,7 @@
                     </m:r>
                     <m:r>
                       <m:rPr>
+                        <m:scr m:val="double-struck"/>
                         <m:sty m:val="p"/>
                       </m:rPr>
                       <m:t>E</m:t>
@@ -12777,6 +12849,7 @@
                       <m:e>
                         <m:r>
                           <m:rPr>
+                            <m:scr m:val="double-struck"/>
                             <m:sty m:val="p"/>
                           </m:rPr>
                           <m:t>E</m:t>
@@ -12826,6 +12899,7 @@
                         </m:r>
                         <m:r>
                           <m:rPr>
+                            <m:scr m:val="double-struck"/>
                             <m:sty m:val="p"/>
                           </m:rPr>
                           <m:t>E</m:t>
@@ -12902,6 +12976,7 @@
                       <m:num>
                         <m:r>
                           <m:rPr>
+                            <m:scr m:val="double-struck"/>
                             <m:sty m:val="p"/>
                           </m:rPr>
                           <m:t>E</m:t>
@@ -12951,6 +13026,7 @@
                         </m:r>
                         <m:r>
                           <m:rPr>
+                            <m:scr m:val="double-struck"/>
                             <m:sty m:val="p"/>
                           </m:rPr>
                           <m:t>E</m:t>
@@ -12996,6 +13072,7 @@
                       <m:den>
                         <m:r>
                           <m:rPr>
+                            <m:scr m:val="double-struck"/>
                             <m:sty m:val="p"/>
                           </m:rPr>
                           <m:t>E</m:t>
@@ -13045,6 +13122,7 @@
                         </m:r>
                         <m:r>
                           <m:rPr>
+                            <m:scr m:val="double-struck"/>
                             <m:sty m:val="p"/>
                           </m:rPr>
                           <m:t>E</m:t>
@@ -13364,6 +13442,7 @@
       <m:oMath>
         <m:r>
           <m:rPr>
+            <m:scr m:val="double-struck"/>
             <m:sty m:val="p"/>
           </m:rPr>
           <m:t>E</m:t>
@@ -13413,6 +13492,7 @@
         </m:r>
         <m:r>
           <m:rPr>
+            <m:scr m:val="double-struck"/>
             <m:sty m:val="p"/>
           </m:rPr>
           <m:t>E</m:t>
@@ -13643,6 +13723,7 @@
                   <m:num>
                     <m:r>
                       <m:rPr>
+                        <m:scr m:val="double-struck"/>
                         <m:sty m:val="p"/>
                       </m:rPr>
                       <m:t>E</m:t>
@@ -13715,6 +13796,7 @@
                   <m:den>
                     <m:r>
                       <m:rPr>
+                        <m:scr m:val="double-struck"/>
                         <m:sty m:val="p"/>
                       </m:rPr>
                       <m:t>E</m:t>
@@ -13867,6 +13949,7 @@
                 </m:r>
                 <m:r>
                   <m:rPr>
+                    <m:scr m:val="double-struck"/>
                     <m:sty m:val="p"/>
                   </m:rPr>
                   <m:t>E</m:t>
@@ -13916,6 +13999,7 @@
                 </m:r>
                 <m:r>
                   <m:rPr>
+                    <m:scr m:val="double-struck"/>
                     <m:sty m:val="p"/>
                   </m:rPr>
                   <m:t>E</m:t>
@@ -14170,6 +14254,7 @@
               <m:oMath>
                 <m:r>
                   <m:rPr>
+                    <m:scr m:val="double-struck"/>
                     <m:sty m:val="p"/>
                   </m:rPr>
                   <m:t>E</m:t>
@@ -14219,6 +14304,7 @@
                 </m:r>
                 <m:r>
                   <m:rPr>
+                    <m:scr m:val="double-struck"/>
                     <m:sty m:val="p"/>
                   </m:rPr>
                   <m:t>E</m:t>
@@ -14268,6 +14354,7 @@
                 </m:r>
                 <m:r>
                   <m:rPr>
+                    <m:scr m:val="double-struck"/>
                     <m:sty m:val="p"/>
                   </m:rPr>
                   <m:t>E</m:t>
@@ -14326,6 +14413,7 @@
                 </m:r>
                 <m:r>
                   <m:rPr>
+                    <m:scr m:val="double-struck"/>
                     <m:sty m:val="p"/>
                   </m:rPr>
                   <m:t>E</m:t>
@@ -14422,6 +14510,7 @@
                 </m:r>
                 <m:r>
                   <m:rPr>
+                    <m:scr m:val="double-struck"/>
                     <m:sty m:val="p"/>
                   </m:rPr>
                   <m:t>E</m:t>
@@ -14468,6 +14557,7 @@
                 </m:r>
                 <m:r>
                   <m:rPr>
+                    <m:scr m:val="double-struck"/>
                     <m:sty m:val="p"/>
                   </m:rPr>
                   <m:t>E</m:t>
@@ -14905,6 +14995,7 @@
               <m:oMath>
                 <m:r>
                   <m:rPr>
+                    <m:scr m:val="double-struck"/>
                     <m:sty m:val="p"/>
                   </m:rPr>
                   <m:t>E</m:t>
@@ -15202,6 +15293,7 @@
             <m:oMath>
               <m:r>
                 <m:rPr>
+                  <m:scr m:val="double-struck"/>
                   <m:sty m:val="p"/>
                 </m:rPr>
                 <m:t>E</m:t>
@@ -15278,6 +15370,7 @@
               </m:r>
               <m:r>
                 <m:rPr>
+                  <m:scr m:val="double-struck"/>
                   <m:sty m:val="p"/>
                 </m:rPr>
                 <m:t>E</m:t>
@@ -15362,6 +15455,7 @@
             <m:oMath>
               <m:r>
                 <m:rPr>
+                  <m:scr m:val="double-struck"/>
                   <m:sty m:val="p"/>
                 </m:rPr>
                 <m:t>E</m:t>
@@ -15420,6 +15514,7 @@
               </m:r>
               <m:r>
                 <m:rPr>
+                  <m:scr m:val="double-struck"/>
                   <m:sty m:val="p"/>
                 </m:rPr>
                 <m:t>E</m:t>
@@ -16456,6 +16551,7 @@
               <m:oMath>
                 <m:r>
                   <m:rPr>
+                    <m:scr m:val="double-struck"/>
                     <m:sty m:val="p"/>
                   </m:rPr>
                   <m:t>E</m:t>
@@ -16901,6 +16997,7 @@
               <m:oMath>
                 <m:r>
                   <m:rPr>
+                    <m:scr m:val="double-struck"/>
                     <m:sty m:val="p"/>
                   </m:rPr>
                   <m:t>E</m:t>
@@ -17049,85 +17146,86 @@
                   <m:e>
                     <m:r>
                       <m:rPr>
+                        <m:scr m:val="double-struck"/>
                         <m:sty m:val="p"/>
                       </m:rPr>
                       <m:t>E</m:t>
                     </m:r>
-                  </m:e>
-                </m:nary>
-                <m:r>
-                  <m:t>​</m:t>
-                </m:r>
-                <m:d>
-                  <m:dPr>
-                    <m:begChr m:val="["/>
-                    <m:sepChr m:val=""/>
-                    <m:endChr m:val="]"/>
-                    <m:grow/>
-                  </m:dPr>
-                  <m:e>
-                    <m:sSup>
+                    <m:r>
+                      <m:t>​</m:t>
+                    </m:r>
+                    <m:d>
+                      <m:dPr>
+                        <m:begChr m:val="["/>
+                        <m:sepChr m:val=""/>
+                        <m:endChr m:val="]"/>
+                        <m:grow/>
+                      </m:dPr>
                       <m:e>
-                        <m:r>
-                          <m:t>Y</m:t>
-                        </m:r>
-                      </m:e>
-                      <m:sup>
-                        <m:r>
-                          <m:t>z</m:t>
-                        </m:r>
+                        <m:sSup>
+                          <m:e>
+                            <m:r>
+                              <m:t>Y</m:t>
+                            </m:r>
+                          </m:e>
+                          <m:sup>
+                            <m:r>
+                              <m:t>z</m:t>
+                            </m:r>
+                            <m:r>
+                              <m:rPr>
+                                <m:sty m:val="p"/>
+                              </m:rPr>
+                              <m:t>=</m:t>
+                            </m:r>
+                            <m:r>
+                              <m:t>1</m:t>
+                            </m:r>
+                          </m:sup>
+                        </m:sSup>
                         <m:r>
                           <m:rPr>
                             <m:sty m:val="p"/>
                           </m:rPr>
-                          <m:t>=</m:t>
-                        </m:r>
-                        <m:r>
-                          <m:t>1</m:t>
-                        </m:r>
-                      </m:sup>
-                    </m:sSup>
-                    <m:r>
-                      <m:rPr>
-                        <m:sty m:val="p"/>
-                      </m:rPr>
-                      <m:t>−</m:t>
-                    </m:r>
-                    <m:sSup>
-                      <m:e>
-                        <m:r>
-                          <m:t>Y</m:t>
-                        </m:r>
-                      </m:e>
-                      <m:sup>
-                        <m:r>
-                          <m:t>z</m:t>
-                        </m:r>
+                          <m:t>−</m:t>
+                        </m:r>
+                        <m:sSup>
+                          <m:e>
+                            <m:r>
+                              <m:t>Y</m:t>
+                            </m:r>
+                          </m:e>
+                          <m:sup>
+                            <m:r>
+                              <m:t>z</m:t>
+                            </m:r>
+                            <m:r>
+                              <m:rPr>
+                                <m:sty m:val="p"/>
+                              </m:rPr>
+                              <m:t>=</m:t>
+                            </m:r>
+                            <m:r>
+                              <m:t>0</m:t>
+                            </m:r>
+                          </m:sup>
+                        </m:sSup>
                         <m:r>
                           <m:rPr>
                             <m:sty m:val="p"/>
                           </m:rPr>
-                          <m:t>=</m:t>
-                        </m:r>
-                        <m:r>
-                          <m:t>0</m:t>
-                        </m:r>
-                      </m:sup>
-                    </m:sSup>
-                    <m:r>
-                      <m:rPr>
-                        <m:sty m:val="p"/>
-                      </m:rPr>
-                      <m:t>∣</m:t>
-                    </m:r>
-                    <m:r>
-                      <m:t>s</m:t>
+                          <m:t>∣</m:t>
+                        </m:r>
+                        <m:r>
+                          <m:t>s</m:t>
+                        </m:r>
+                      </m:e>
+                    </m:d>
+                    <m:r>
+                      <m:t>​</m:t>
                     </m:r>
                   </m:e>
-                </m:d>
-                <m:r>
-                  <m:t>​</m:t>
-                </m:r>
+                </m:nary>
                 <m:r>
                   <m:t> </m:t>
                 </m:r>
@@ -17228,6 +17326,7 @@
             <m:oMath>
               <m:r>
                 <m:rPr>
+                  <m:scr m:val="double-struck"/>
                   <m:sty m:val="p"/>
                 </m:rPr>
                 <m:t>E</m:t>
@@ -17316,6 +17415,7 @@
               </m:r>
               <m:r>
                 <m:rPr>
+                  <m:scr m:val="double-struck"/>
                   <m:sty m:val="p"/>
                 </m:rPr>
                 <m:t>E</m:t>
@@ -17473,6 +17573,7 @@
             <m:oMath>
               <m:r>
                 <m:rPr>
+                  <m:scr m:val="double-struck"/>
                   <m:sty m:val="p"/>
                 </m:rPr>
                 <m:t>E</m:t>
@@ -17549,6 +17650,7 @@
               </m:r>
               <m:r>
                 <m:rPr>
+                  <m:scr m:val="double-struck"/>
                   <m:sty m:val="p"/>
                 </m:rPr>
                 <m:t>E</m:t>
@@ -17711,6 +17813,7 @@
             <m:oMath>
               <m:r>
                 <m:rPr>
+                  <m:scr m:val="double-struck"/>
                   <m:sty m:val="p"/>
                 </m:rPr>
                 <m:t>E</m:t>
@@ -17796,6 +17899,7 @@
               </m:r>
               <m:r>
                 <m:rPr>
+                  <m:scr m:val="double-struck"/>
                   <m:sty m:val="p"/>
                 </m:rPr>
                 <m:t>E</m:t>
@@ -17889,6 +17993,7 @@
               <m:oMath>
                 <m:r>
                   <m:rPr>
+                    <m:scr m:val="double-struck"/>
                     <m:sty m:val="p"/>
                   </m:rPr>
                   <m:t>E</m:t>
@@ -17979,6 +18084,7 @@
                   <m:num>
                     <m:r>
                       <m:rPr>
+                        <m:scr m:val="double-struck"/>
                         <m:sty m:val="p"/>
                       </m:rPr>
                       <m:t>E</m:t>
@@ -18237,6 +18343,7 @@
             <m:oMath>
               <m:r>
                 <m:rPr>
+                  <m:scr m:val="double-struck"/>
                   <m:sty m:val="p"/>
                 </m:rPr>
                 <m:t>E</m:t>
@@ -18286,6 +18393,7 @@
               </m:r>
               <m:r>
                 <m:rPr>
+                  <m:scr m:val="double-struck"/>
                   <m:sty m:val="p"/>
                 </m:rPr>
                 <m:t>E</m:t>
@@ -21514,6 +21622,7 @@
             <m:oMath>
               <m:r>
                 <m:rPr>
+                  <m:scr m:val="double-struck"/>
                   <m:sty m:val="p"/>
                 </m:rPr>
                 <m:t>E</m:t>
@@ -21577,6 +21686,7 @@
             <m:oMath>
               <m:r>
                 <m:rPr>
+                  <m:scr m:val="double-struck"/>
                   <m:sty m:val="p"/>
                 </m:rPr>
                 <m:t>E</m:t>
@@ -21666,6 +21776,7 @@
             <m:oMath>
               <m:r>
                 <m:rPr>
+                  <m:scr m:val="double-struck"/>
                   <m:sty m:val="p"/>
                 </m:rPr>
                 <m:t>E</m:t>
@@ -22057,6 +22168,7 @@
           <m:num>
             <m:r>
               <m:rPr>
+                <m:scr m:val="double-struck"/>
                 <m:sty m:val="p"/>
               </m:rPr>
               <m:t>E</m:t>
@@ -22106,6 +22218,7 @@
             </m:r>
             <m:r>
               <m:rPr>
+                <m:scr m:val="double-struck"/>
                 <m:sty m:val="p"/>
               </m:rPr>
               <m:t>E</m:t>
@@ -22151,6 +22264,7 @@
           <m:den>
             <m:r>
               <m:rPr>
+                <m:scr m:val="double-struck"/>
                 <m:sty m:val="p"/>
               </m:rPr>
               <m:t>E</m:t>
@@ -22200,6 +22314,7 @@
             </m:r>
             <m:r>
               <m:rPr>
+                <m:scr m:val="double-struck"/>
                 <m:sty m:val="p"/>
               </m:rPr>
               <m:t>E</m:t>
